--- a/__others__/wellness-philosophy/general-notes/wellness-philosophy.docx
+++ b/__others__/wellness-philosophy/general-notes/wellness-philosophy.docx
@@ -7,10 +7,16 @@
         <w:pStyle w:val="Title"/>
       </w:pPr>
       <w:r>
-        <w:t>H</w:t>
-      </w:r>
-      <w:r>
-        <w:t>ealth</w:t>
+        <w:t xml:space="preserve">Wellness </w:t>
+      </w:r>
+      <w:r>
+        <w:t>–</w:t>
+      </w:r>
+      <w:r>
+        <w:t xml:space="preserve"> </w:t>
+      </w:r>
+      <w:r>
+        <w:t>Philosophy</w:t>
       </w:r>
     </w:p>
     <w:p>
@@ -18,16 +24,10 @@
         <w:pStyle w:val="Heading1"/>
       </w:pPr>
       <w:r>
-        <w:t>Health</w:t>
-      </w:r>
-      <w:r>
-        <w:t xml:space="preserve"> </w:t>
-      </w:r>
-      <w:r>
-        <w:t xml:space="preserve">- </w:t>
-      </w:r>
-      <w:r>
-        <w:t>Other Resources</w:t>
+        <w:t xml:space="preserve">Wellness - </w:t>
+      </w:r>
+      <w:r>
+        <w:t>Misc.</w:t>
       </w:r>
     </w:p>
     <w:p>
@@ -1001,7 +1001,33 @@
         <w:t>No treatment in the world will have even as remotely similar results as regular exercise. This is the silver bullet for your health. Your construction crew will repair everything in your body from injuries, sicknesses, inflammation to cancer cells. In fact, the "crew" will keep your body in such good shape that it will prevent 99% of afflictions.</w:t>
       </w:r>
     </w:p>
-    <w:p/>
+    <w:p>
+      <w:pPr>
+        <w:rPr>
+          <w:lang w:val="en-IN"/>
+        </w:rPr>
+      </w:pPr>
+      <w:r>
+        <w:rPr>
+          <w:lang w:val="en-IN"/>
+        </w:rPr>
+        <w:lastRenderedPageBreak/>
+        <w:t>Top 5 causes of cancer - cigarette smoking, obesity, alcohol consumption, ultraviolet radiation, inactivity/lack of exercise</w:t>
+      </w:r>
+    </w:p>
+    <w:p>
+      <w:pPr>
+        <w:rPr>
+          <w:lang w:val="en-IN"/>
+        </w:rPr>
+      </w:pPr>
+      <w:r>
+        <w:rPr>
+          <w:lang w:val="en-IN"/>
+        </w:rPr>
+        <w:t>If you’re 75, in good shape, mobile, on little to no medications, have some money in the bank, can still go on vacations, have friends and family……then yeah, living to 90 would be great. If you’re 75, in terrible shape, with a walker, on 20 medications, living on Social Security, pretty much house bound, the only time you leave your house is to go to the doctor’s office, and have little to no visitors beyond paid care staff….oy. For some people “Life is too short”. For some people, “Life is WAY too long.” And for some reason, sometimes the human body…just doesn’t know when to GIVE UP</w:t>
+      </w:r>
+    </w:p>
     <w:bookmarkEnd w:id="1"/>
     <w:p>
       <w:pPr>
@@ -1014,838 +1040,861 @@
         <w:rPr>
           <w:lang w:val="en-IN"/>
         </w:rPr>
+        <w:t xml:space="preserve">Wellness - </w:t>
+      </w:r>
+      <w:r>
+        <w:rPr>
+          <w:lang w:val="en-IN"/>
+        </w:rPr>
+        <w:t>[Book] Sattvik Cooking by Hansaji J. Yogendra</w:t>
+      </w:r>
+    </w:p>
+    <w:p>
+      <w:pPr>
+        <w:rPr>
+          <w:lang w:val="en-IN"/>
+        </w:rPr>
+      </w:pPr>
+      <w:r>
+        <w:rPr>
+          <w:lang w:val="en-IN"/>
+        </w:rPr>
+        <w:t>Food and mood are completely interlinked, and modern day stress can completely disrupt eating patterns by inducing emotional and stress eating.</w:t>
+      </w:r>
+    </w:p>
+    <w:p>
+      <w:pPr>
+        <w:rPr>
+          <w:lang w:val="en-IN"/>
+        </w:rPr>
+      </w:pPr>
+      <w:r>
+        <w:rPr>
+          <w:lang w:val="en-IN"/>
+        </w:rPr>
+        <w:t>The term ‘ayurveda’ comes from the two Sanskrit words – life and knowledge.</w:t>
+      </w:r>
+    </w:p>
+    <w:p>
+      <w:pPr>
+        <w:rPr>
+          <w:lang w:val="en-IN"/>
+        </w:rPr>
+      </w:pPr>
+      <w:r>
+        <w:rPr>
+          <w:lang w:val="en-IN"/>
+        </w:rPr>
+        <w:t>White sugar, radish, deep fried food, coffee and tea, ice cream and chocolates comes under rajasic food.</w:t>
+      </w:r>
+    </w:p>
+    <w:p>
+      <w:pPr>
+        <w:rPr>
+          <w:lang w:val="en-IN"/>
+        </w:rPr>
+      </w:pPr>
+      <w:r>
+        <w:rPr>
+          <w:lang w:val="en-IN"/>
+        </w:rPr>
+        <w:t>Frozen and canned food, stale, rotten, reheated, leftover foods, biscuits and wafers comes under tamasic food.</w:t>
+      </w:r>
+    </w:p>
+    <w:p>
+      <w:pPr>
+        <w:rPr>
+          <w:lang w:val="en-IN"/>
+        </w:rPr>
+      </w:pPr>
+      <w:r>
+        <w:rPr>
+          <w:lang w:val="en-IN"/>
+        </w:rPr>
+        <w:t>Dry ginger, black pepper, capsicum, mustard, turmeric, dates and raisins strengthen agni.</w:t>
+      </w:r>
+    </w:p>
+    <w:p>
+      <w:pPr>
+        <w:rPr>
+          <w:lang w:val="en-IN"/>
+        </w:rPr>
+      </w:pPr>
+      <w:r>
+        <w:rPr>
+          <w:lang w:val="en-IN"/>
+        </w:rPr>
+        <w:t>Sweet taste increases energy in the body and stimulates the senses. Saline helps digestion, removes excess wind, bitter is unpalatable to the mind, but it sharpens the appetite, assists digestion and helps eliminate toxins. Sour is the acidic, tart taste found in  vinegar. Pungent increase the digestive fire and the rajas guna. Astringent makes mouth feel dry and contracted, it is also found in unripe fruit.</w:t>
+      </w:r>
+    </w:p>
+    <w:p>
+      <w:pPr>
+        <w:rPr>
+          <w:lang w:val="en-IN"/>
+        </w:rPr>
+      </w:pPr>
+      <w:r>
+        <w:rPr>
+          <w:lang w:val="en-IN"/>
+        </w:rPr>
+        <w:t>The intestine as the source of spiritual and physical strength. The abdomen is regarded as the seat of the soul.</w:t>
+      </w:r>
+    </w:p>
+    <w:p>
+      <w:pPr>
+        <w:rPr>
+          <w:lang w:val="en-IN"/>
+        </w:rPr>
+      </w:pPr>
+      <w:r>
+        <w:rPr>
+          <w:lang w:val="en-IN"/>
+        </w:rPr>
+        <w:t>Unfortunately, the least healthy foods usually offer the most comfort.</w:t>
+      </w:r>
+    </w:p>
+    <w:p>
+      <w:pPr>
+        <w:rPr>
+          <w:lang w:val="en-IN"/>
+        </w:rPr>
+      </w:pPr>
+      <w:r>
+        <w:rPr>
+          <w:lang w:val="en-IN"/>
+        </w:rPr>
+        <w:t>The process of ingestion of food isn’t mechanical but a divine process of oblation. Food is the foundation on which we are alive and the reason why our world exists. When food is eaten with a relaxed and calm mind, digestion is optimal.</w:t>
+      </w:r>
+    </w:p>
+    <w:p>
+      <w:pPr>
+        <w:rPr>
+          <w:lang w:val="en-IN"/>
+        </w:rPr>
+      </w:pPr>
+      <w:r>
+        <w:rPr>
+          <w:lang w:val="en-IN"/>
+        </w:rPr>
+        <w:t>Ayurveda always recommends using produce that is seasonal and local. Ayurvedic lifestyle mostly requires you to adopt simple practices and behaviour modifications and does not expect you to invest in material goods.</w:t>
+      </w:r>
+    </w:p>
+    <w:p>
+      <w:pPr>
+        <w:pStyle w:val="Heading1"/>
+        <w:rPr>
+          <w:lang w:val="en-IN"/>
+        </w:rPr>
+      </w:pPr>
+      <w:r>
+        <w:rPr>
+          <w:lang w:val="en-IN"/>
+        </w:rPr>
+        <w:t xml:space="preserve">Wellness - </w:t>
+      </w:r>
+      <w:r>
+        <w:rPr>
+          <w:lang w:val="en-IN"/>
+        </w:rPr>
+        <w:t>[Book]</w:t>
+      </w:r>
+      <w:r>
+        <w:rPr>
+          <w:lang w:val="en-IN"/>
+        </w:rPr>
+        <w:t xml:space="preserve"> Satvik Movement – The Food Book by Subah Saraf</w:t>
+      </w:r>
+    </w:p>
+    <w:p>
+      <w:pPr>
+        <w:rPr>
+          <w:lang w:val="en-IN"/>
+        </w:rPr>
+      </w:pPr>
+      <w:r>
+        <w:rPr>
+          <w:lang w:val="en-IN"/>
+        </w:rPr>
+        <w:t>The thoughts in our head, the activities we perform, the people we meet, the food we eat can be classified as either Satvic, Rajasik or Tamasik.</w:t>
+      </w:r>
+    </w:p>
+    <w:p>
+      <w:pPr>
+        <w:rPr>
+          <w:lang w:val="en-IN"/>
+        </w:rPr>
+      </w:pPr>
+      <w:r>
+        <w:rPr>
+          <w:lang w:val="en-IN"/>
+        </w:rPr>
+        <w:t>Satvik food is a mode of goodness, spend less time digesting and can spend more time healing. It brings mental clarity, calmness and humility.</w:t>
+      </w:r>
+    </w:p>
+    <w:p>
+      <w:pPr>
+        <w:rPr>
+          <w:lang w:val="en-IN"/>
+        </w:rPr>
+      </w:pPr>
+      <w:r>
+        <w:rPr>
+          <w:lang w:val="en-IN"/>
+        </w:rPr>
         <w:lastRenderedPageBreak/>
-        <w:t>[Book] Sattvik Cooking by Hansaji J. Yogendra</w:t>
-      </w:r>
-    </w:p>
-    <w:p>
-      <w:pPr>
-        <w:rPr>
-          <w:lang w:val="en-IN"/>
-        </w:rPr>
-      </w:pPr>
-      <w:r>
-        <w:rPr>
-          <w:lang w:val="en-IN"/>
-        </w:rPr>
-        <w:t>Food and mood are completely interlinked, and modern day stress can completely disrupt eating patterns by inducing emotional and stress eating.</w:t>
-      </w:r>
-    </w:p>
-    <w:p>
-      <w:pPr>
-        <w:rPr>
-          <w:lang w:val="en-IN"/>
-        </w:rPr>
-      </w:pPr>
-      <w:r>
-        <w:rPr>
-          <w:lang w:val="en-IN"/>
-        </w:rPr>
-        <w:t>The term ‘ayurveda’ comes from the two Sanskrit words – life and knowledge.</w:t>
-      </w:r>
-    </w:p>
-    <w:p>
-      <w:pPr>
-        <w:rPr>
-          <w:lang w:val="en-IN"/>
-        </w:rPr>
-      </w:pPr>
-      <w:r>
-        <w:rPr>
-          <w:lang w:val="en-IN"/>
-        </w:rPr>
-        <w:t>White sugar, radish, deep fried food, coffee and tea, ice cream and chocolates comes under rajasic food.</w:t>
-      </w:r>
-    </w:p>
-    <w:p>
-      <w:pPr>
-        <w:rPr>
-          <w:lang w:val="en-IN"/>
-        </w:rPr>
-      </w:pPr>
-      <w:r>
-        <w:rPr>
-          <w:lang w:val="en-IN"/>
-        </w:rPr>
-        <w:t>Frozen and canned food, stale, rotten, reheated, leftover foods, biscuits and wafers comes under tamasic food.</w:t>
-      </w:r>
-    </w:p>
-    <w:p>
-      <w:pPr>
-        <w:rPr>
-          <w:lang w:val="en-IN"/>
-        </w:rPr>
-      </w:pPr>
-      <w:r>
-        <w:rPr>
-          <w:lang w:val="en-IN"/>
-        </w:rPr>
-        <w:t>Dry ginger, black pepper, capsicum, mustard, turmeric, dates and raisins strengthen agni.</w:t>
-      </w:r>
-    </w:p>
-    <w:p>
-      <w:pPr>
-        <w:rPr>
-          <w:lang w:val="en-IN"/>
-        </w:rPr>
-      </w:pPr>
-      <w:r>
-        <w:rPr>
-          <w:lang w:val="en-IN"/>
-        </w:rPr>
-        <w:t>Sweet taste increases energy in the body and stimulates the senses. Saline helps digestion, removes excess wind, bitter is unpalatable to the mind, but it sharpens the appetite, assists digestion and helps eliminate toxins. Sour is the acidic, tart taste found in  vinegar. Pungent increase the digestive fire and the rajas guna. Astringent makes mouth feel dry and contracted, it is also found in unripe fruit.</w:t>
-      </w:r>
-    </w:p>
-    <w:p>
-      <w:pPr>
-        <w:rPr>
-          <w:lang w:val="en-IN"/>
-        </w:rPr>
-      </w:pPr>
-      <w:r>
-        <w:rPr>
-          <w:lang w:val="en-IN"/>
-        </w:rPr>
-        <w:t>The intestine as the source of spiritual and physical strength. The abdomen is regarded as the seat of the soul.</w:t>
-      </w:r>
-    </w:p>
-    <w:p>
-      <w:pPr>
-        <w:rPr>
-          <w:lang w:val="en-IN"/>
-        </w:rPr>
-      </w:pPr>
-      <w:r>
-        <w:rPr>
-          <w:lang w:val="en-IN"/>
-        </w:rPr>
-        <w:t>Unfortunately, the least healthy foods usually offer the most comfort.</w:t>
-      </w:r>
-    </w:p>
-    <w:p>
-      <w:pPr>
-        <w:rPr>
-          <w:lang w:val="en-IN"/>
-        </w:rPr>
-      </w:pPr>
-      <w:r>
-        <w:rPr>
-          <w:lang w:val="en-IN"/>
-        </w:rPr>
-        <w:t>The process of ingestion of food isn’t mechanical but a divine process of oblation. Food is the foundation on which we are alive and the reason why our world exists. When food is eaten with a relaxed and calm mind, digestion is optimal.</w:t>
-      </w:r>
-    </w:p>
-    <w:p>
-      <w:pPr>
-        <w:rPr>
-          <w:lang w:val="en-IN"/>
-        </w:rPr>
-      </w:pPr>
-      <w:r>
-        <w:rPr>
-          <w:lang w:val="en-IN"/>
-        </w:rPr>
-        <w:t>Ayurveda always recommends using produce that is seasonal and local. Ayurvedic lifestyle mostly requires you to adopt simple practices and behaviour modifications and does not expect you to invest in material goods.</w:t>
-      </w:r>
-    </w:p>
-    <w:p/>
+        <w:t>At least 70% of our daily diet should consist of raw foods. Sun cooked is amore appropriate term than raw.</w:t>
+      </w:r>
+    </w:p>
+    <w:p>
+      <w:pPr>
+        <w:rPr>
+          <w:lang w:val="en-IN"/>
+        </w:rPr>
+      </w:pPr>
+      <w:r>
+        <w:rPr>
+          <w:lang w:val="en-IN"/>
+        </w:rPr>
+        <w:t>We should not eat anything which fire, or frost, or water has destroyed. When food is cooked it always become less than it was before, never more. Fire is destroyer, it never creates anything.</w:t>
+      </w:r>
+    </w:p>
+    <w:p>
+      <w:pPr>
+        <w:rPr>
+          <w:lang w:val="en-IN"/>
+        </w:rPr>
+      </w:pPr>
+      <w:r>
+        <w:rPr>
+          <w:lang w:val="en-IN"/>
+        </w:rPr>
+        <w:t>Steaming is better than boiling.</w:t>
+      </w:r>
+    </w:p>
+    <w:p>
+      <w:pPr>
+        <w:rPr>
+          <w:lang w:val="en-IN"/>
+        </w:rPr>
+      </w:pPr>
+      <w:r>
+        <w:rPr>
+          <w:lang w:val="en-IN"/>
+        </w:rPr>
+        <w:t>Carnivore vs herbivore vs human.</w:t>
+      </w:r>
+    </w:p>
+    <w:p>
+      <w:pPr>
+        <w:rPr>
+          <w:lang w:val="en-IN"/>
+        </w:rPr>
+      </w:pPr>
+      <w:r>
+        <w:rPr>
+          <w:lang w:val="en-IN"/>
+        </w:rPr>
+        <w:t>A major culprit in many diseases is a protein overdose.</w:t>
+      </w:r>
+    </w:p>
+    <w:p>
+      <w:pPr>
+        <w:rPr>
+          <w:lang w:val="en-IN"/>
+        </w:rPr>
+      </w:pPr>
+      <w:r>
+        <w:rPr>
+          <w:lang w:val="en-IN"/>
+        </w:rPr>
+        <w:t>Meat is a leading cause of heart disease, diabetes, obesity and cancer.</w:t>
+      </w:r>
+    </w:p>
+    <w:p>
+      <w:pPr>
+        <w:rPr>
+          <w:lang w:val="en-IN"/>
+        </w:rPr>
+      </w:pPr>
+      <w:r>
+        <w:rPr>
+          <w:lang w:val="en-IN"/>
+        </w:rPr>
+        <w:t>The production of milk has emerged as an industry – one of the most brutal, heartless industries.</w:t>
+      </w:r>
+    </w:p>
+    <w:p>
+      <w:pPr>
+        <w:rPr>
+          <w:lang w:val="en-IN"/>
+        </w:rPr>
+      </w:pPr>
+      <w:r>
+        <w:rPr>
+          <w:lang w:val="en-IN"/>
+        </w:rPr>
+        <w:t>Adding a sufficiency of vegetables to grains makes the grain easier to digest.</w:t>
+      </w:r>
+    </w:p>
+    <w:p>
+      <w:pPr>
+        <w:rPr>
+          <w:lang w:val="en-IN"/>
+        </w:rPr>
+      </w:pPr>
+      <w:r>
+        <w:rPr>
+          <w:lang w:val="en-IN"/>
+        </w:rPr>
+        <w:t>Excessive drinking of water puts undue pressure on the kidneys.</w:t>
+      </w:r>
+    </w:p>
+    <w:p>
+      <w:pPr>
+        <w:rPr>
+          <w:lang w:val="en-IN"/>
+        </w:rPr>
+      </w:pPr>
+      <w:r>
+        <w:rPr>
+          <w:lang w:val="en-IN"/>
+        </w:rPr>
+        <w:t>We should not use strong spices like garam masala, heeng, black salt, too much ginger.</w:t>
+      </w:r>
+    </w:p>
+    <w:p>
+      <w:pPr>
+        <w:rPr>
+          <w:lang w:val="en-IN"/>
+        </w:rPr>
+      </w:pPr>
+      <w:r>
+        <w:rPr>
+          <w:lang w:val="en-IN"/>
+        </w:rPr>
+        <w:t>Frying and over-cooking is strictly prohibited.</w:t>
+      </w:r>
+    </w:p>
+    <w:p>
+      <w:pPr>
+        <w:rPr>
+          <w:lang w:val="en-IN"/>
+        </w:rPr>
+      </w:pPr>
+      <w:r>
+        <w:rPr>
+          <w:lang w:val="en-IN"/>
+        </w:rPr>
+        <w:t>Do not mix multiple grains in the same dish.</w:t>
+      </w:r>
+    </w:p>
+    <w:p>
+      <w:pPr>
+        <w:rPr>
+          <w:lang w:val="en-IN"/>
+        </w:rPr>
+      </w:pPr>
+      <w:r>
+        <w:rPr>
+          <w:lang w:val="en-IN"/>
+        </w:rPr>
+        <w:t>Water and juices is allowed in fasting cycle.</w:t>
+      </w:r>
+    </w:p>
+    <w:p>
+      <w:pPr>
+        <w:rPr>
+          <w:lang w:val="en-IN"/>
+        </w:rPr>
+      </w:pPr>
+      <w:r>
+        <w:rPr>
+          <w:lang w:val="en-IN"/>
+        </w:rPr>
+        <w:t>Healing occurs in a void.</w:t>
+      </w:r>
+    </w:p>
+    <w:p>
+      <w:pPr>
+        <w:rPr>
+          <w:lang w:val="en-IN"/>
+        </w:rPr>
+      </w:pPr>
+      <w:r>
+        <w:rPr>
+          <w:lang w:val="en-IN"/>
+        </w:rPr>
+        <w:t>Restrict to eating grain only once a day. Don’t eat rice and chapati in the same meal.</w:t>
+      </w:r>
+    </w:p>
+    <w:p>
+      <w:pPr>
+        <w:rPr>
+          <w:lang w:val="en-IN"/>
+        </w:rPr>
+      </w:pPr>
+      <w:r>
+        <w:rPr>
+          <w:lang w:val="en-IN"/>
+        </w:rPr>
+        <w:t>If eating one chapati, eat 2 bowls of vegetable.</w:t>
+      </w:r>
+    </w:p>
+    <w:p>
+      <w:pPr>
+        <w:rPr>
+          <w:lang w:val="en-IN"/>
+        </w:rPr>
+      </w:pPr>
+      <w:r>
+        <w:rPr>
+          <w:lang w:val="en-IN"/>
+        </w:rPr>
+        <w:t>If you are eating solid foods, stick to solids, if you are drinking liquids, stick to liquids.</w:t>
+      </w:r>
+    </w:p>
+    <w:p>
+      <w:pPr>
+        <w:rPr>
+          <w:lang w:val="en-IN"/>
+        </w:rPr>
+      </w:pPr>
+      <w:r>
+        <w:rPr>
+          <w:lang w:val="en-IN"/>
+        </w:rPr>
+        <w:t>Make sure at least 70% of your diet is raw, eat not more than one cooked meal a day.</w:t>
+      </w:r>
+    </w:p>
+    <w:p>
+      <w:pPr>
+        <w:rPr>
+          <w:lang w:val="en-IN"/>
+        </w:rPr>
+      </w:pPr>
+      <w:r>
+        <w:rPr>
+          <w:lang w:val="en-IN"/>
+        </w:rPr>
+        <w:t>The greatest expenditure of energy occurs in the work of food digestion. It takes up to 70% of your body’s energy.</w:t>
+      </w:r>
+    </w:p>
+    <w:p>
+      <w:pPr>
+        <w:rPr>
+          <w:lang w:val="en-IN"/>
+        </w:rPr>
+      </w:pPr>
+      <w:r>
+        <w:rPr>
+          <w:lang w:val="en-IN"/>
+        </w:rPr>
+        <w:t>We recommend taking a 30 minute nap or rest after your grain meal so that your energy gets fully diverted to digested your food.</w:t>
+      </w:r>
+    </w:p>
+    <w:p>
+      <w:pPr>
+        <w:rPr>
+          <w:lang w:val="en-IN"/>
+        </w:rPr>
+      </w:pPr>
+      <w:r>
+        <w:rPr>
+          <w:lang w:val="en-IN"/>
+        </w:rPr>
+        <w:t>Always leave the table a little hungry, tie off the sack before it’s full.</w:t>
+      </w:r>
+    </w:p>
+    <w:p>
+      <w:pPr>
+        <w:rPr>
+          <w:lang w:val="en-IN"/>
+        </w:rPr>
+      </w:pPr>
+      <w:r>
+        <w:rPr>
+          <w:lang w:val="en-IN"/>
+        </w:rPr>
+        <w:t>Our morning meal should be light. Before the white men came, the rule was, at least for the Brahamanas, to go without food till noon, meanwhile doing all the day’s work.</w:t>
+      </w:r>
+    </w:p>
+    <w:p>
+      <w:pPr>
+        <w:rPr>
+          <w:lang w:val="en-IN"/>
+        </w:rPr>
+      </w:pPr>
+      <w:r>
+        <w:rPr>
+          <w:lang w:val="en-IN"/>
+        </w:rPr>
+        <w:t>The temperature of the food we eat should match the temperature of our own body. If a food or drink is too hot or too cold, keep it on your tongue for 10-12 seconds before swallowing it.</w:t>
+      </w:r>
+    </w:p>
+    <w:p>
+      <w:pPr>
+        <w:rPr>
+          <w:lang w:val="en-IN"/>
+        </w:rPr>
+      </w:pPr>
+      <w:r>
+        <w:rPr>
+          <w:lang w:val="en-IN"/>
+        </w:rPr>
+        <w:t>Store the nuts and seeds in the refrigerator during the summer months.</w:t>
+      </w:r>
+    </w:p>
+    <w:p>
+      <w:pPr>
+        <w:rPr>
+          <w:lang w:val="en-IN"/>
+        </w:rPr>
+      </w:pPr>
+      <w:r>
+        <w:rPr>
+          <w:lang w:val="en-IN"/>
+        </w:rPr>
+        <w:t>Sprouts are 10 to 30 times more nutritious than the full grown vegetables.</w:t>
+      </w:r>
+    </w:p>
+    <w:p>
+      <w:pPr>
+        <w:rPr>
+          <w:lang w:val="en-IN"/>
+        </w:rPr>
+      </w:pPr>
+      <w:r>
+        <w:rPr>
+          <w:lang w:val="en-IN"/>
+        </w:rPr>
+        <w:lastRenderedPageBreak/>
+        <w:t>If you eat something immediately after the detox juice, the cleaning gets interrupted.</w:t>
+      </w:r>
+    </w:p>
+    <w:p>
+      <w:pPr>
+        <w:rPr>
+          <w:lang w:val="en-IN"/>
+        </w:rPr>
+      </w:pPr>
+      <w:r>
+        <w:rPr>
+          <w:lang w:val="en-IN"/>
+        </w:rPr>
+        <w:t>The philosophy of eating a heavy breakfast is highly flawed.</w:t>
+      </w:r>
+    </w:p>
+    <w:p>
+      <w:pPr>
+        <w:rPr>
+          <w:lang w:val="en-IN"/>
+        </w:rPr>
+      </w:pPr>
+      <w:r>
+        <w:rPr>
+          <w:lang w:val="en-IN"/>
+        </w:rPr>
+        <w:t>Eat 1 type of fruit at a time, it is called mono-eating.</w:t>
+      </w:r>
+    </w:p>
+    <w:p>
+      <w:pPr>
+        <w:rPr>
+          <w:lang w:val="en-IN"/>
+        </w:rPr>
+      </w:pPr>
+      <w:r>
+        <w:rPr>
+          <w:lang w:val="en-IN"/>
+        </w:rPr>
+        <w:t>Just make sure whatever you eat is seasonal &amp; regional. Do not eat fruits imported from other countries.</w:t>
+      </w:r>
+    </w:p>
+    <w:p>
+      <w:pPr>
+        <w:rPr>
+          <w:lang w:val="en-IN"/>
+        </w:rPr>
+      </w:pPr>
+      <w:r>
+        <w:rPr>
+          <w:lang w:val="en-IN"/>
+        </w:rPr>
+        <w:t>Our digestive power is the highest during noon, hence we should eat grain mean (heaviest meal of the day) during this time.</w:t>
+      </w:r>
+    </w:p>
     <w:p>
       <w:pPr>
         <w:pStyle w:val="Heading1"/>
-        <w:rPr>
-          <w:lang w:val="en-IN"/>
-        </w:rPr>
-      </w:pPr>
-      <w:r>
-        <w:rPr>
-          <w:lang w:val="en-IN"/>
-        </w:rPr>
-        <w:t>[Book]</w:t>
-      </w:r>
-      <w:r>
-        <w:rPr>
-          <w:lang w:val="en-IN"/>
-        </w:rPr>
-        <w:t xml:space="preserve"> Satvik Movement – The Food Book by Subah Saraf</w:t>
-      </w:r>
-    </w:p>
-    <w:p>
-      <w:pPr>
-        <w:rPr>
-          <w:lang w:val="en-IN"/>
-        </w:rPr>
-      </w:pPr>
-      <w:r>
-        <w:rPr>
-          <w:lang w:val="en-IN"/>
-        </w:rPr>
-        <w:t>The thoughts in our head, the activities we perform, the people we meet, the food we eat can be classified as either Satvic, Rajasik or Tamasik.</w:t>
-      </w:r>
-    </w:p>
-    <w:p>
-      <w:pPr>
-        <w:rPr>
-          <w:lang w:val="en-IN"/>
-        </w:rPr>
-      </w:pPr>
-      <w:r>
-        <w:rPr>
-          <w:lang w:val="en-IN"/>
-        </w:rPr>
-        <w:t>Satvik food is a mode of goodness, spend less time digesting and can spend more time healing. It brings mental clarity, calmness and humility.</w:t>
-      </w:r>
-    </w:p>
-    <w:p>
-      <w:pPr>
-        <w:rPr>
-          <w:lang w:val="en-IN"/>
-        </w:rPr>
-      </w:pPr>
-      <w:r>
-        <w:rPr>
-          <w:lang w:val="en-IN"/>
-        </w:rPr>
-        <w:t>At least 70% of our daily diet should consist of raw foods. Sun cooked is amore appropriate term than raw.</w:t>
-      </w:r>
-    </w:p>
-    <w:p>
-      <w:pPr>
-        <w:rPr>
-          <w:lang w:val="en-IN"/>
-        </w:rPr>
-      </w:pPr>
-      <w:r>
-        <w:rPr>
-          <w:lang w:val="en-IN"/>
-        </w:rPr>
-        <w:t>We should not eat anything which fire, or frost, or water has destroyed. When food is cooked it always become less than it was before, never more. Fire is destroyer, it never creates anything.</w:t>
-      </w:r>
-    </w:p>
-    <w:p>
-      <w:pPr>
-        <w:rPr>
-          <w:lang w:val="en-IN"/>
-        </w:rPr>
-      </w:pPr>
-      <w:r>
-        <w:rPr>
-          <w:lang w:val="en-IN"/>
-        </w:rPr>
-        <w:t>Steaming is better than boiling.</w:t>
-      </w:r>
-    </w:p>
-    <w:p>
-      <w:pPr>
-        <w:rPr>
-          <w:lang w:val="en-IN"/>
-        </w:rPr>
-      </w:pPr>
-      <w:r>
-        <w:rPr>
-          <w:lang w:val="en-IN"/>
-        </w:rPr>
-        <w:t>Carnivore vs herbivore vs human.</w:t>
-      </w:r>
-    </w:p>
-    <w:p>
-      <w:pPr>
-        <w:rPr>
-          <w:lang w:val="en-IN"/>
-        </w:rPr>
-      </w:pPr>
-      <w:r>
-        <w:rPr>
-          <w:lang w:val="en-IN"/>
-        </w:rPr>
-        <w:t>A major culprit in many diseases is a protein overdose.</w:t>
-      </w:r>
-    </w:p>
-    <w:p>
-      <w:pPr>
-        <w:rPr>
-          <w:lang w:val="en-IN"/>
-        </w:rPr>
-      </w:pPr>
-      <w:r>
-        <w:rPr>
-          <w:lang w:val="en-IN"/>
-        </w:rPr>
+      </w:pPr>
+      <w:r>
+        <w:rPr>
+          <w:lang w:val="en-IN"/>
+        </w:rPr>
+        <w:t xml:space="preserve">Wellness - </w:t>
+      </w:r>
+      <w:r>
+        <w:t xml:space="preserve">[Book] </w:t>
+      </w:r>
+      <w:r>
+        <w:t>The 12-Week fitness project by Rujuta Diwekar</w:t>
+      </w:r>
+    </w:p>
+    <w:p>
+      <w:r>
+        <w:t>As far as health risks go, body weight loss of 5%-10% over a year is considered sustainable.</w:t>
+      </w:r>
+    </w:p>
+    <w:p>
+      <w:bookmarkStart w:id="2" w:name="_Hlk93606723"/>
+      <w:r>
+        <w:t>Eating seasonal means eating guava in winter and mango in summer, and not kiwi throughout the year.</w:t>
+      </w:r>
+    </w:p>
+    <w:bookmarkEnd w:id="2"/>
+    <w:p>
+      <w:r>
+        <w:t>Fasting as a trend misses the point of ritual fasting which was to add diversity to diets.</w:t>
+      </w:r>
+    </w:p>
+    <w:p>
+      <w:r>
+        <w:t>Every time you make a food choice or a decision to follow a certain diet trend or lifestyle, the first question you should ask yourself is – can I continue to do this for the rest of my life and am I happy even for my children to eat like this?</w:t>
+      </w:r>
+    </w:p>
+    <w:p>
+      <w:r>
+        <w:t>Quick weight loss is not worth the long-term trouble it will bring along.</w:t>
+      </w:r>
+    </w:p>
+    <w:p>
+      <w:r>
+        <w:t>We still have access to ethically sourced milk, why give that up for almond or soya milk? And then what about the land degradation and loss of ecology to produce almond milk for such a huge population.</w:t>
+      </w:r>
+    </w:p>
+    <w:p>
+      <w:r>
+        <w:t>What is the answer then to keto or vegan? None of the above. Eat the way you grew up eating.</w:t>
+      </w:r>
+    </w:p>
+    <w:p>
+      <w:r>
+        <w:t>It is not about getting into that shirsasana but about how you get there. Do you get there with strength in your core or with the fear of falling?</w:t>
+      </w:r>
+    </w:p>
+    <w:p>
+      <w:r>
+        <w:t>Use your hands to eat.</w:t>
+      </w:r>
+    </w:p>
+    <w:p>
+      <w:r>
+        <w:t>Start your day with a banana or any fresh fruit or soaked almonds or soaked raisins.</w:t>
+      </w:r>
+    </w:p>
+    <w:p>
+      <w:r>
+        <w:t>Gond laddus made in ghee as a mind-morning meal, 2-3 hours after breakfast.</w:t>
+      </w:r>
+    </w:p>
+    <w:p>
+      <w:r>
+        <w:t>Have ghee and jaggery after lunch or dinner if you suffer from PMS.</w:t>
+      </w:r>
+    </w:p>
+    <w:p>
+      <w:r>
+        <w:t>Ghee regulates your satiety signal and ensures you eat the right amount of food.</w:t>
+      </w:r>
+    </w:p>
+    <w:p>
+      <w:r>
+        <w:t>Keep phone at eye level when using it.</w:t>
+      </w:r>
+    </w:p>
+    <w:p>
+      <w:r>
+        <w:t>Read a book not on kindle or ipad</w:t>
+      </w:r>
+    </w:p>
+    <w:p>
+      <w:r>
+        <w:t>Eat a wholesome meal between 4 and 6 PM.</w:t>
+      </w:r>
+    </w:p>
+    <w:p>
+      <w:r>
+        <w:t>Have jaggery, ghee and chapatti.</w:t>
+      </w:r>
+    </w:p>
+    <w:p>
+      <w:r>
+        <w:t>Have chikki</w:t>
+      </w:r>
+    </w:p>
+    <w:p>
+      <w:r>
+        <w:t>For every 30 minutes of sitting, stand up for 3 minutes.</w:t>
+      </w:r>
+    </w:p>
+    <w:p>
+      <w:r>
         <w:lastRenderedPageBreak/>
-        <w:t>Meat is a leading cause of heart disease, diabetes, obesity and cancer.</w:t>
-      </w:r>
-    </w:p>
-    <w:p>
-      <w:pPr>
-        <w:rPr>
-          <w:lang w:val="en-IN"/>
-        </w:rPr>
-      </w:pPr>
-      <w:r>
-        <w:rPr>
-          <w:lang w:val="en-IN"/>
-        </w:rPr>
-        <w:t>The production of milk has emerged as an industry – one of the most brutal, heartless industries.</w:t>
-      </w:r>
-    </w:p>
-    <w:p>
-      <w:pPr>
-        <w:rPr>
-          <w:lang w:val="en-IN"/>
-        </w:rPr>
-      </w:pPr>
-      <w:r>
-        <w:rPr>
-          <w:lang w:val="en-IN"/>
-        </w:rPr>
-        <w:t>Adding a sufficiency of vegetables to grains makes the grain easier to digest.</w:t>
-      </w:r>
-    </w:p>
-    <w:p>
-      <w:pPr>
-        <w:rPr>
-          <w:lang w:val="en-IN"/>
-        </w:rPr>
-      </w:pPr>
-      <w:r>
-        <w:rPr>
-          <w:lang w:val="en-IN"/>
-        </w:rPr>
-        <w:t>Excessive drinking of water puts undue pressure on the kidneys.</w:t>
-      </w:r>
-    </w:p>
-    <w:p>
-      <w:pPr>
-        <w:rPr>
-          <w:lang w:val="en-IN"/>
-        </w:rPr>
-      </w:pPr>
-      <w:r>
-        <w:rPr>
-          <w:lang w:val="en-IN"/>
-        </w:rPr>
-        <w:t>We should not use strong spices like garam masala, heeng, black salt, too much ginger.</w:t>
-      </w:r>
-    </w:p>
-    <w:p>
-      <w:pPr>
-        <w:rPr>
-          <w:lang w:val="en-IN"/>
-        </w:rPr>
-      </w:pPr>
-      <w:r>
-        <w:rPr>
-          <w:lang w:val="en-IN"/>
-        </w:rPr>
-        <w:t>Frying and over-cooking is strictly prohibited.</w:t>
-      </w:r>
-    </w:p>
-    <w:p>
-      <w:pPr>
-        <w:rPr>
-          <w:lang w:val="en-IN"/>
-        </w:rPr>
-      </w:pPr>
-      <w:r>
-        <w:rPr>
-          <w:lang w:val="en-IN"/>
-        </w:rPr>
-        <w:t>Do not mix multiple grains in the same dish.</w:t>
-      </w:r>
-    </w:p>
-    <w:p>
-      <w:pPr>
-        <w:rPr>
-          <w:lang w:val="en-IN"/>
-        </w:rPr>
-      </w:pPr>
-      <w:r>
-        <w:rPr>
-          <w:lang w:val="en-IN"/>
-        </w:rPr>
-        <w:t>Water and juices is allowed in fasting cycle.</w:t>
-      </w:r>
-    </w:p>
-    <w:p>
-      <w:pPr>
-        <w:rPr>
-          <w:lang w:val="en-IN"/>
-        </w:rPr>
-      </w:pPr>
-      <w:r>
-        <w:rPr>
-          <w:lang w:val="en-IN"/>
-        </w:rPr>
-        <w:t>Healing occurs in a void.</w:t>
-      </w:r>
-    </w:p>
-    <w:p>
-      <w:pPr>
-        <w:rPr>
-          <w:lang w:val="en-IN"/>
-        </w:rPr>
-      </w:pPr>
-      <w:r>
-        <w:rPr>
-          <w:lang w:val="en-IN"/>
-        </w:rPr>
-        <w:t>Restrict to eating grain only once a day. Don’t eat rice and chapati in the same meal.</w:t>
-      </w:r>
-    </w:p>
-    <w:p>
-      <w:pPr>
-        <w:rPr>
-          <w:lang w:val="en-IN"/>
-        </w:rPr>
-      </w:pPr>
-      <w:r>
-        <w:rPr>
-          <w:lang w:val="en-IN"/>
-        </w:rPr>
-        <w:t>If eating one chapati, eat 2 bowls of vegetable.</w:t>
-      </w:r>
-    </w:p>
-    <w:p>
-      <w:pPr>
-        <w:rPr>
-          <w:lang w:val="en-IN"/>
-        </w:rPr>
-      </w:pPr>
-      <w:r>
-        <w:rPr>
-          <w:lang w:val="en-IN"/>
-        </w:rPr>
-        <w:t>If you are eating solid foods, stick to solids, if you are drinking liquids, stick to liquids.</w:t>
-      </w:r>
-    </w:p>
-    <w:p>
-      <w:pPr>
-        <w:rPr>
-          <w:lang w:val="en-IN"/>
-        </w:rPr>
-      </w:pPr>
-      <w:r>
-        <w:rPr>
-          <w:lang w:val="en-IN"/>
-        </w:rPr>
-        <w:t>Make sure at least 70% of your diet is raw, eat not more than one cooked meal a day.</w:t>
-      </w:r>
-    </w:p>
-    <w:p>
-      <w:pPr>
-        <w:rPr>
-          <w:lang w:val="en-IN"/>
-        </w:rPr>
-      </w:pPr>
-      <w:r>
-        <w:rPr>
-          <w:lang w:val="en-IN"/>
-        </w:rPr>
-        <w:t>The greatest expenditure of energy occurs in the work of food digestion. It takes up to 70% of your body’s energy.</w:t>
-      </w:r>
-    </w:p>
-    <w:p>
-      <w:pPr>
-        <w:rPr>
-          <w:lang w:val="en-IN"/>
-        </w:rPr>
-      </w:pPr>
-      <w:r>
-        <w:rPr>
-          <w:lang w:val="en-IN"/>
-        </w:rPr>
-        <w:t>We recommend taking a 30 minute nap or rest after your grain meal so that your energy gets fully diverted to digested your food.</w:t>
-      </w:r>
-    </w:p>
-    <w:p>
-      <w:pPr>
-        <w:rPr>
-          <w:lang w:val="en-IN"/>
-        </w:rPr>
-      </w:pPr>
-      <w:r>
-        <w:rPr>
-          <w:lang w:val="en-IN"/>
-        </w:rPr>
-        <w:t>Always leave the table a little hungry, tie off the sack before it’s full.</w:t>
-      </w:r>
-    </w:p>
-    <w:p>
-      <w:pPr>
-        <w:rPr>
-          <w:lang w:val="en-IN"/>
-        </w:rPr>
-      </w:pPr>
-      <w:r>
-        <w:rPr>
-          <w:lang w:val="en-IN"/>
-        </w:rPr>
-        <w:t>Our morning meal should be light. Before the white men came, the rule was, at least for the Brahamanas, to go without food till noon, meanwhile doing all the day’s work.</w:t>
-      </w:r>
-    </w:p>
-    <w:p>
-      <w:pPr>
-        <w:rPr>
-          <w:lang w:val="en-IN"/>
-        </w:rPr>
-      </w:pPr>
-      <w:r>
-        <w:rPr>
-          <w:lang w:val="en-IN"/>
-        </w:rPr>
-        <w:t>The temperature of the food we eat should match the temperature of our own body. If a food or drink is too hot or too cold, keep it on your tongue for 10-12 seconds before swallowing it.</w:t>
-      </w:r>
-    </w:p>
-    <w:p>
-      <w:pPr>
-        <w:rPr>
-          <w:lang w:val="en-IN"/>
-        </w:rPr>
-      </w:pPr>
-      <w:r>
-        <w:rPr>
-          <w:lang w:val="en-IN"/>
-        </w:rPr>
-        <w:t>Store the nuts and seeds in the refrigerator during the summer months.</w:t>
-      </w:r>
-    </w:p>
-    <w:p>
-      <w:pPr>
-        <w:rPr>
-          <w:lang w:val="en-IN"/>
-        </w:rPr>
-      </w:pPr>
-      <w:r>
-        <w:rPr>
-          <w:lang w:val="en-IN"/>
-        </w:rPr>
-        <w:t>Sprouts are 10 to 30 times more nutritious than the full grown vegetables.</w:t>
-      </w:r>
-    </w:p>
-    <w:p>
-      <w:pPr>
-        <w:rPr>
-          <w:lang w:val="en-IN"/>
-        </w:rPr>
-      </w:pPr>
-      <w:r>
-        <w:rPr>
-          <w:lang w:val="en-IN"/>
-        </w:rPr>
-        <w:t>If you eat something immediately after the detox juice, the cleaning gets interrupted.</w:t>
-      </w:r>
-    </w:p>
-    <w:p>
-      <w:pPr>
-        <w:rPr>
-          <w:lang w:val="en-IN"/>
-        </w:rPr>
-      </w:pPr>
-      <w:r>
-        <w:rPr>
-          <w:lang w:val="en-IN"/>
-        </w:rPr>
-        <w:t>The philosophy of eating a heavy breakfast is highly flawed.</w:t>
-      </w:r>
-    </w:p>
-    <w:p>
-      <w:pPr>
-        <w:rPr>
-          <w:lang w:val="en-IN"/>
-        </w:rPr>
-      </w:pPr>
-      <w:r>
-        <w:rPr>
-          <w:lang w:val="en-IN"/>
-        </w:rPr>
-        <w:t>Eat 1 type of fruit at a time, it is called mono-eating.</w:t>
-      </w:r>
-    </w:p>
-    <w:p>
-      <w:pPr>
-        <w:rPr>
-          <w:lang w:val="en-IN"/>
-        </w:rPr>
-      </w:pPr>
-      <w:r>
-        <w:rPr>
-          <w:lang w:val="en-IN"/>
-        </w:rPr>
-        <w:t>Just make sure whatever you eat is seasonal &amp; regional. Do not eat fruits imported from other countries.</w:t>
-      </w:r>
-    </w:p>
-    <w:p>
-      <w:pPr>
-        <w:rPr>
-          <w:lang w:val="en-IN"/>
-        </w:rPr>
-      </w:pPr>
-      <w:r>
-        <w:rPr>
-          <w:lang w:val="en-IN"/>
-        </w:rPr>
-        <w:t>Our digestive power is the highest during noon, hence we should eat grain mean (heaviest meal of the day) during this time.</w:t>
-      </w:r>
-    </w:p>
-    <w:p/>
+        <w:t>When you stand, stand with your weight well distributed on both feet.</w:t>
+      </w:r>
+    </w:p>
+    <w:p>
+      <w:r>
+        <w:t>Do strength training even though you do cardio/swimming/Zumba/dancing etc.</w:t>
+      </w:r>
+    </w:p>
+    <w:p>
+      <w:bookmarkStart w:id="3" w:name="_Hlk93606807"/>
+      <w:r>
+        <w:t>There is an actually a rule to how many dates and Arabic coffee you can have at a time. You should allow yourself the second only if you can have the third (date and coffee). Stopping at two or four or even numbers is not allowed.</w:t>
+      </w:r>
+    </w:p>
+    <w:bookmarkEnd w:id="3"/>
+    <w:p>
+      <w:r>
+        <w:t>Benefits of daily Surya namaskar practice – gives you a strong muscular back.</w:t>
+      </w:r>
+    </w:p>
+    <w:p>
+      <w:r>
+        <w:t>Why in world did we trade our lokhand, pital and tamba for aluminum, plastic, non-stick.</w:t>
+      </w:r>
+    </w:p>
+    <w:p>
+      <w:r>
+        <w:t>Don’t use k</w:t>
+      </w:r>
+      <w:r>
+        <w:t xml:space="preserve">hatta stuff like imli or </w:t>
+      </w:r>
+      <w:r>
+        <w:t>nimbu or kokum in an iron kadhai</w:t>
+      </w:r>
+    </w:p>
+    <w:p>
+      <w:r>
+        <w:t>Use glass containers for string lentils, the idea is to avoid plastic as much as possible.</w:t>
+      </w:r>
+    </w:p>
+    <w:p>
+      <w:r>
+        <w:t>Avoid oil free or fat free at all costs.</w:t>
+      </w:r>
+    </w:p>
+    <w:p>
+      <w:r>
+        <w:t>Without adequate fat in our diet, we will suffer from weak joints and nerves.</w:t>
+      </w:r>
+    </w:p>
+    <w:p>
+      <w:r>
+        <w:t>Loss of energy and enthusiasm is a big price to pay for being skinny.</w:t>
+      </w:r>
+    </w:p>
+    <w:p>
+      <w:r>
+        <w:t>Follow the proportions of 3:2:1 for grains:dal/sabzi:picle/salad/curd</w:t>
+      </w:r>
+    </w:p>
+    <w:p>
+      <w:r>
+        <w:t>Apply ghee on soles for better sleep.</w:t>
+      </w:r>
+    </w:p>
+    <w:p>
+      <w:r>
+        <w:t>Eat with your hands.</w:t>
+      </w:r>
+    </w:p>
+    <w:p>
+      <w:r>
+        <w:t>Even the wisdom of yoga endorses a short afternoon nap right after lunch on your left for duration 10 to 30 minutes between 1 and 3 pm.</w:t>
+      </w:r>
+    </w:p>
+    <w:p>
+      <w:r>
+        <w:t>It is about adopting haldi as part of your lifestyle and not being greedy about its benefits.</w:t>
+      </w:r>
+    </w:p>
+    <w:p>
+      <w:r>
+        <w:t>A khichdi is eaten with pickle plus dahi or papad or cucumber.</w:t>
+      </w:r>
+    </w:p>
+    <w:p>
+      <w:r>
+        <w:t>Traditionally only mango, banana and jackfruit have been eaten with the meal.</w:t>
+      </w:r>
+    </w:p>
+    <w:p>
+      <w:r>
+        <w:t>The healthy bacteria from pickles are especially useful in diabetes and heart diseases too. A little pickle with dal-rice or dahi-rice provides your body with the right combo of pre and probiotic and ensures that the live bacteria are not dead when they reach your gut.</w:t>
+      </w:r>
+    </w:p>
+    <w:p>
+      <w:r>
+        <w:t>No gadgets 60 minutes before sleeping. Say a prayer before sleeping. Sleep well to feel well.</w:t>
+      </w:r>
+    </w:p>
+    <w:p>
+      <w:r>
+        <w:t>Use iron kadhai and tava for making sabzi and rotis, pital pts for making dals and khichdi, silver or kansa plates/glasses to eat food and drink water.</w:t>
+      </w:r>
+    </w:p>
+    <w:p>
+      <w:bookmarkStart w:id="4" w:name="_Hlk93606846"/>
+      <w:r>
+        <w:t>After 8 pm mobile is only to receive important calls, no other business.</w:t>
+      </w:r>
+    </w:p>
+    <w:bookmarkEnd w:id="4"/>
+    <w:p>
+      <w:r>
+        <w:t>For better immunity take ragi cooked in milk or even water.</w:t>
+      </w:r>
+    </w:p>
+    <w:p>
+      <w:bookmarkStart w:id="5" w:name="_Hlk93606854"/>
+      <w:r>
+        <w:t>Overall, sleepovers are not a cool idea. Restrict it to once or twice a year.</w:t>
+      </w:r>
+    </w:p>
+    <w:p>
+      <w:r>
+        <w:t>We should never ask our children, instead we should tell them what they will be eating for dinner – a steady, simple and nutritious meal.</w:t>
+      </w:r>
+    </w:p>
+    <w:bookmarkEnd w:id="5"/>
+    <w:p>
+      <w:r>
+        <w:lastRenderedPageBreak/>
+        <w:t>No TV in the bedroom.</w:t>
+      </w:r>
+    </w:p>
+    <w:p>
+      <w:r>
+        <w:t>Drink gulkand milk before sleeping.</w:t>
+      </w:r>
+    </w:p>
     <w:p>
       <w:pPr>
         <w:pStyle w:val="Heading1"/>
       </w:pPr>
       <w:r>
+        <w:rPr>
+          <w:lang w:val="en-IN"/>
+        </w:rPr>
+        <w:t xml:space="preserve">Wellness - </w:t>
+      </w:r>
+      <w:r>
         <w:t xml:space="preserve">[Book] </w:t>
       </w:r>
       <w:r>
-        <w:t>The 12-Week fitness project by Rujuta Diwekar</w:t>
-      </w:r>
-    </w:p>
-    <w:p>
-      <w:r>
-        <w:t>As far as health risks go, body weight loss of 5%-10% over a year is considered sustainable.</w:t>
-      </w:r>
-    </w:p>
-    <w:p>
-      <w:bookmarkStart w:id="2" w:name="_Hlk93606723"/>
-      <w:r>
-        <w:t>Eating seasonal means eating guava in winter and mango in summer, and not kiwi throughout the year.</w:t>
-      </w:r>
-    </w:p>
-    <w:bookmarkEnd w:id="2"/>
-    <w:p>
-      <w:r>
-        <w:t>Fasting as a trend misses the point of ritual fasting which was to add diversity to diets.</w:t>
-      </w:r>
-    </w:p>
-    <w:p>
-      <w:r>
-        <w:t>Every time you make a food choice or a decision to follow a certain diet trend or lifestyle, the first question you should ask yourself is – can I continue to do this for the rest of my life and am I happy even for my children to eat like this?</w:t>
-      </w:r>
-    </w:p>
-    <w:p>
-      <w:r>
-        <w:t>Quick weight loss is not worth the long-term trouble it will bring along.</w:t>
-      </w:r>
-    </w:p>
-    <w:p>
-      <w:r>
-        <w:t>We still have access to ethically sourced milk, why give that up for almond or soya milk? And then what about the land degradation and loss of ecology to produce almond milk for such a huge population.</w:t>
-      </w:r>
-    </w:p>
-    <w:p>
-      <w:r>
-        <w:t>What is the answer then to keto or vegan? None of the above. Eat the way you grew up eating.</w:t>
-      </w:r>
-    </w:p>
-    <w:p>
-      <w:r>
-        <w:t>It is not about getting into that shirsasana but about how you get there. Do you get there with strength in your core or with the fear of falling?</w:t>
-      </w:r>
-    </w:p>
-    <w:p>
-      <w:r>
-        <w:t>Use your hands to eat.</w:t>
-      </w:r>
-    </w:p>
-    <w:p>
-      <w:r>
-        <w:t>Start your day with a banana or any fresh fruit or soaked almonds or soaked raisins.</w:t>
-      </w:r>
-    </w:p>
-    <w:p>
-      <w:r>
-        <w:t>Gond laddus made in ghee as a mind-morning meal, 2-3 hours after breakfast.</w:t>
-      </w:r>
-    </w:p>
-    <w:p>
-      <w:r>
-        <w:t>Have ghee and jaggery after lunch or dinner if you suffer from PMS.</w:t>
-      </w:r>
-    </w:p>
-    <w:p>
-      <w:r>
-        <w:t>Ghee regulates your satiety signal and ensures you eat the right amount of food.</w:t>
-      </w:r>
-    </w:p>
-    <w:p>
-      <w:r>
-        <w:t>Keep phone at eye level when using it.</w:t>
-      </w:r>
-    </w:p>
-    <w:p>
-      <w:r>
-        <w:t>Read a book not on kindle or ipad</w:t>
-      </w:r>
-    </w:p>
-    <w:p>
-      <w:r>
-        <w:t>Eat a wholesome meal between 4 and 6 PM.</w:t>
-      </w:r>
-    </w:p>
-    <w:p>
-      <w:r>
-        <w:t>Have jaggery, ghee and chapatti.</w:t>
-      </w:r>
-    </w:p>
-    <w:p>
-      <w:r>
-        <w:t>Have chikki</w:t>
-      </w:r>
-    </w:p>
-    <w:p>
-      <w:r>
-        <w:t>For every 30 minutes of sitting, stand up for 3 minutes.</w:t>
-      </w:r>
-    </w:p>
-    <w:p>
-      <w:r>
-        <w:t>When you stand, stand with your weight well distributed on both feet.</w:t>
-      </w:r>
-    </w:p>
-    <w:p>
-      <w:r>
-        <w:t>Do strength training even though you do cardio/swimming/Zumba/dancing etc.</w:t>
-      </w:r>
-    </w:p>
-    <w:p>
-      <w:bookmarkStart w:id="3" w:name="_Hlk93606807"/>
-      <w:r>
-        <w:t>There is an actually a rule to how many dates and Arabic coffee you can have at a time. You should allow yourself the second only if you can have the third (date and coffee). Stopping at two or four or even numbers is not allowed.</w:t>
-      </w:r>
-    </w:p>
-    <w:bookmarkEnd w:id="3"/>
-    <w:p>
-      <w:r>
-        <w:t>Benefits of daily Surya namaskar practice – gives you a strong muscular back.</w:t>
-      </w:r>
-    </w:p>
-    <w:p>
-      <w:r>
-        <w:lastRenderedPageBreak/>
-        <w:t>Why in world did we trade our lokhand, pital and tamba for aluminum, plastic, non-stick.</w:t>
-      </w:r>
-    </w:p>
-    <w:p>
-      <w:r>
-        <w:t>Don’t use k</w:t>
-      </w:r>
-      <w:r>
-        <w:t xml:space="preserve">hatta stuff like imli or </w:t>
-      </w:r>
-      <w:r>
-        <w:t>nimbu or kokum in an iron kadhai</w:t>
-      </w:r>
-    </w:p>
-    <w:p>
-      <w:r>
-        <w:t>Use glass containers for string lentils, the idea is to avoid plastic as much as possible.</w:t>
-      </w:r>
-    </w:p>
-    <w:p>
-      <w:r>
-        <w:t>Avoid oil free or fat free at all costs.</w:t>
-      </w:r>
-    </w:p>
-    <w:p>
-      <w:r>
-        <w:t>Without adequate fat in our diet, we will suffer from weak joints and nerves.</w:t>
-      </w:r>
-    </w:p>
-    <w:p>
-      <w:r>
-        <w:t>Loss of energy and enthusiasm is a big price to pay for being skinny.</w:t>
-      </w:r>
-    </w:p>
-    <w:p>
-      <w:r>
-        <w:t>Follow the proportions of 3:2:1 for grains:dal/sabzi:picle/salad/curd</w:t>
-      </w:r>
-    </w:p>
-    <w:p>
-      <w:r>
-        <w:t>Apply ghee on soles for better sleep.</w:t>
-      </w:r>
-    </w:p>
-    <w:p>
-      <w:r>
-        <w:t>Eat with your hands.</w:t>
-      </w:r>
-    </w:p>
-    <w:p>
-      <w:r>
-        <w:t>Even the wisdom of yoga endorses a short afternoon nap right after lunch on your left for duration 10 to 30 minutes between 1 and 3 pm.</w:t>
-      </w:r>
-    </w:p>
-    <w:p>
-      <w:r>
-        <w:t>It is about adopting haldi as part of your lifestyle and not being greedy about its benefits.</w:t>
-      </w:r>
-    </w:p>
-    <w:p>
-      <w:r>
-        <w:t>A khichdi is eaten with pickle plus dahi or papad or cucumber.</w:t>
-      </w:r>
-    </w:p>
-    <w:p>
-      <w:r>
-        <w:t>Traditionally only mango, banana and jackfruit have been eaten with the meal.</w:t>
-      </w:r>
-    </w:p>
-    <w:p>
-      <w:r>
-        <w:t>The healthy bacteria from pickles are especially useful in diabetes and heart diseases too. A little pickle with dal-rice or dahi-rice provides your body with the right combo of pre and probiotic and ensures that the live bacteria are not dead when they reach your gut.</w:t>
-      </w:r>
-    </w:p>
-    <w:p>
-      <w:r>
-        <w:t>No gadgets 60 minutes before sleeping. Say a prayer before sleeping. Sleep well to feel well.</w:t>
-      </w:r>
-    </w:p>
-    <w:p>
-      <w:r>
-        <w:t>Use iron kadhai and tava for making sabzi and rotis, pital pts for making dals and khichdi, silver or kansa plates/glasses to eat food and drink water.</w:t>
-      </w:r>
-    </w:p>
-    <w:p>
-      <w:bookmarkStart w:id="4" w:name="_Hlk93606846"/>
-      <w:r>
-        <w:t>After 8 pm mobile is only to receive important calls, no other business.</w:t>
-      </w:r>
-    </w:p>
-    <w:bookmarkEnd w:id="4"/>
-    <w:p>
-      <w:r>
-        <w:t>For better immunity take ragi cooked in milk or even water.</w:t>
-      </w:r>
-    </w:p>
-    <w:p>
-      <w:bookmarkStart w:id="5" w:name="_Hlk93606854"/>
-      <w:r>
-        <w:t>Overall, sleepovers are not a cool idea. Restrict it to once or twice a year.</w:t>
-      </w:r>
-    </w:p>
-    <w:p>
-      <w:r>
-        <w:t>We should never ask our children, instead we should tell them what they will be eating for dinner – a steady, simple and nutritious meal.</w:t>
-      </w:r>
-    </w:p>
-    <w:bookmarkEnd w:id="5"/>
-    <w:p>
-      <w:r>
-        <w:t>No TV in the bedroom.</w:t>
-      </w:r>
-    </w:p>
-    <w:p>
-      <w:r>
-        <w:t>Drink gulkand milk before sleeping.</w:t>
-      </w:r>
-    </w:p>
-    <w:p>
-      <w:pPr>
-        <w:pStyle w:val="Heading1"/>
-      </w:pPr>
-      <w:r>
-        <w:t xml:space="preserve">[Book] </w:t>
-      </w:r>
-      <w:r>
         <w:t>E</w:t>
       </w:r>
       <w:r>
@@ -1888,7 +1937,6 @@
     </w:p>
     <w:p>
       <w:r>
-        <w:lastRenderedPageBreak/>
         <w:t>Dhinacharya restores our agni, or inner fire, unclogs our senses, strengthens our mind and connects us to our soul, empowering us to transform our lives.</w:t>
       </w:r>
     </w:p>
@@ -1967,6 +2015,7 @@
     <w:bookmarkEnd w:id="9"/>
     <w:p>
       <w:r>
+        <w:lastRenderedPageBreak/>
         <w:t>Use a silver or copper scraper rather than a plastic one.</w:t>
       </w:r>
     </w:p>
@@ -1982,7 +2031,6 @@
     </w:p>
     <w:p>
       <w:r>
-        <w:lastRenderedPageBreak/>
         <w:t>Because fat melts more easily than other tissues, and nerve tissues are composed of special fats that are especially sensitive to heat, it is better not to overheat the eyes, which are actually modified nerves. This is why Ayurveda suggests cool water for the eyes early morning.</w:t>
       </w:r>
     </w:p>
@@ -2066,6 +2114,7 @@
     <w:bookmarkEnd w:id="13"/>
     <w:p>
       <w:r>
+        <w:lastRenderedPageBreak/>
         <w:t>Sunday mornings were the day of the sun and a day of calm and self-care.</w:t>
       </w:r>
     </w:p>
@@ -2082,7 +2131,6 @@
     <w:p>
       <w:bookmarkStart w:id="14" w:name="_Hlk93607119"/>
       <w:r>
-        <w:lastRenderedPageBreak/>
         <w:t>The nature of water is dry and sharp. It slowly pulls natural oils from our skin, which is naturally unctuous in its healthy state. That is why Ayurveda advises us to oil our bodies before rinsing with water.</w:t>
       </w:r>
     </w:p>
@@ -2161,6 +2209,7 @@
     <w:p>
       <w:bookmarkStart w:id="18" w:name="_Hlk93607165"/>
       <w:r>
+        <w:lastRenderedPageBreak/>
         <w:t>Evenings are periods meant for recounting the day, in gratitude for what we have seen and learnt. It is a time to be with family and relax after the strong, intense energies of the day have blown circumstances into our lives.</w:t>
       </w:r>
     </w:p>
@@ -2174,7 +2223,6 @@
     <w:bookmarkEnd w:id="19"/>
     <w:p>
       <w:r>
-        <w:lastRenderedPageBreak/>
         <w:t>We should not eat beans and cauliflower at night, as they cause gas and tend to make the night less calm. Never had yoghurt with fruits or other daily products. Fruits are sattvic foods to be eaten separately when the stomach is empty. Ayurveda suggests they not be combined with anything else.</w:t>
       </w:r>
     </w:p>
@@ -2257,6 +2305,7 @@
     </w:p>
     <w:p>
       <w:r>
+        <w:lastRenderedPageBreak/>
         <w:t>An hour of sleep before midnight is worth 2 hours of sleep after midnight.</w:t>
       </w:r>
     </w:p>
@@ -2276,92 +2325,98 @@
         <w:pStyle w:val="Heading1"/>
       </w:pPr>
       <w:r>
+        <w:rPr>
+          <w:lang w:val="en-IN"/>
+        </w:rPr>
+        <w:t xml:space="preserve">Wellness - </w:t>
+      </w:r>
+      <w:r>
+        <w:t>[Book] Indian Super Foods by Rujuta Diwekar</w:t>
+      </w:r>
+    </w:p>
+    <w:p>
+      <w:r>
+        <w:t>You can start with at least one meal in a week in the sukhasana posture. Eating meals on the floor in a cross-legged posture is better for the colon, blood-brain barrier and what have you.</w:t>
+      </w:r>
+    </w:p>
+    <w:p>
+      <w:r>
+        <w:t>Staying silent while eating is the most undervalued aspect of good nutrition. Don’t talk, don’t’ read, don’t surf, just eat.</w:t>
+      </w:r>
+    </w:p>
+    <w:p>
+      <w:r>
+        <w:t>My the person who cooks, the one who eats and the one who provides the food, may all be happy.</w:t>
+      </w:r>
+    </w:p>
+    <w:p>
+      <w:r>
+        <w:t>Arguments with others are a waste of time and you waste your time when you don’t question yourself.</w:t>
+      </w:r>
+    </w:p>
+    <w:p>
+      <w:r>
+        <w:t>When you eat ghee, spine stands upright.</w:t>
+      </w:r>
+    </w:p>
+    <w:p>
+      <w:r>
+        <w:t>Take ghee with a pinch of kalanamak, drink it up with warm water and you will feel fresh like sunshine.</w:t>
+      </w:r>
+    </w:p>
+    <w:p>
+      <w:r>
+        <w:t>A banana plant can only give birth once. The banana fruit receives everything from the tree and after that the plant doesn’t reproduce anymore.</w:t>
+      </w:r>
+    </w:p>
+    <w:p>
+      <w:r>
+        <w:t>The twin burden of obesity and diabetes which is seen as the world’s big disease.</w:t>
+      </w:r>
+    </w:p>
+    <w:p>
+      <w:r>
+        <w:t>Cashews are the natural sleeping pill whose only side effect is a stable, happy mood the next day.</w:t>
+      </w:r>
+    </w:p>
+    <w:p>
+      <w:r>
+        <w:t>We should caution against eating green leafy vegetables during the monsoon. Eating should be tweaked according to the season.</w:t>
+      </w:r>
+    </w:p>
+    <w:p>
+      <w:r>
+        <w:t>The rains come with their share of stomach infection and this invariably leads to loss of good bacteria from the system.</w:t>
+      </w:r>
+    </w:p>
+    <w:p>
+      <w:r>
+        <w:t>Food miles – the longer the food travels to land in your plate, the longer your navel travels away from the spine.</w:t>
+      </w:r>
+    </w:p>
+    <w:p>
+      <w:r>
+        <w:t>Traditionally, we have always eaten hand-pounded or single-polished rice which is white in color, not brown.</w:t>
+      </w:r>
+    </w:p>
+    <w:p>
+      <w:r>
+        <w:t>There is no other tree which takes salinity from the ground and turns it into nectar so sweet that you can actually shoot romantic scenes on Juhu beach with the hero-heroine drinking nariyal pani, two straws in one coconut.</w:t>
+      </w:r>
+    </w:p>
+    <w:p>
+      <w:r>
+        <w:t>Jackfruit is the largest fruit that nay tree can ever bear. It is great for maintaining the health of the colon and gall bladder too.</w:t>
+      </w:r>
+    </w:p>
+    <w:p>
+      <w:r>
+        <w:t>Do not eat Greek yogurt, fruit yogurt, ice creams etc. instead of these, we should eat homemade shrikhand made with curd which was hung overnight.</w:t>
+      </w:r>
+    </w:p>
+    <w:p>
+      <w:r>
         <w:lastRenderedPageBreak/>
-        <w:t>[Book] Indian Super Foods by Rujuta Diwekar</w:t>
-      </w:r>
-    </w:p>
-    <w:p>
-      <w:r>
-        <w:t>You can start with at least one meal in a week in the sukhasana posture. Eating meals on the floor in a cross-legged posture is better for the colon, blood-brain barrier and what have you.</w:t>
-      </w:r>
-    </w:p>
-    <w:p>
-      <w:r>
-        <w:t>Staying silent while eating is the most undervalued aspect of good nutrition. Don’t talk, don’t’ read, don’t surf, just eat.</w:t>
-      </w:r>
-    </w:p>
-    <w:p>
-      <w:r>
-        <w:t>My the person who cooks, the one who eats and the one who provides the food, may all be happy.</w:t>
-      </w:r>
-    </w:p>
-    <w:p>
-      <w:r>
-        <w:t>Arguments with others are a waste of time and you waste your time when you don’t question yourself.</w:t>
-      </w:r>
-    </w:p>
-    <w:p>
-      <w:r>
-        <w:t>When you eat ghee, spine stands upright.</w:t>
-      </w:r>
-    </w:p>
-    <w:p>
-      <w:r>
-        <w:t>Take ghee with a pinch of kalanamak, drink it up with warm water and you will feel fresh like sunshine.</w:t>
-      </w:r>
-    </w:p>
-    <w:p>
-      <w:r>
-        <w:t>A banana plant can only give birth once. The banana fruit receives everything from the tree and after that the plant doesn’t reproduce anymore.</w:t>
-      </w:r>
-    </w:p>
-    <w:p>
-      <w:r>
-        <w:t>The twin burden of obesity and diabetes which is seen as the world’s big disease.</w:t>
-      </w:r>
-    </w:p>
-    <w:p>
-      <w:r>
-        <w:t>Cashews are the natural sleeping pill whose only side effect is a stable, happy mood the next day.</w:t>
-      </w:r>
-    </w:p>
-    <w:p>
-      <w:r>
-        <w:t>We should caution against eating green leafy vegetables during the monsoon. Eating should be tweaked according to the season.</w:t>
-      </w:r>
-    </w:p>
-    <w:p>
-      <w:r>
-        <w:t>The rains come with their share of stomach infection and this invariably leads to loss of good bacteria from the system.</w:t>
-      </w:r>
-    </w:p>
-    <w:p>
-      <w:r>
-        <w:t>Food miles – the longer the food travels to land in your plate, the longer your navel travels away from the spine.</w:t>
-      </w:r>
-    </w:p>
-    <w:p>
-      <w:r>
-        <w:t>Traditionally, we have always eaten hand-pounded or single-polished rice which is white in color, not brown.</w:t>
-      </w:r>
-    </w:p>
-    <w:p>
-      <w:r>
-        <w:t>There is no other tree which takes salinity from the ground and turns it into nectar so sweet that you can actually shoot romantic scenes on Juhu beach with the hero-heroine drinking nariyal pani, two straws in one coconut.</w:t>
-      </w:r>
-    </w:p>
-    <w:p>
-      <w:r>
-        <w:t>Jackfruit is the largest fruit that nay tree can ever bear. It is great for maintaining the health of the colon and gall bladder too.</w:t>
-      </w:r>
-    </w:p>
-    <w:p>
-      <w:r>
-        <w:t>Do not eat Greek yogurt, fruit yogurt, ice creams etc. instead of these, we should eat homemade shrikhand made with curd which was hung overnight.</w:t>
-      </w:r>
-    </w:p>
-    <w:p>
-      <w:r>
         <w:t>The naturally existing fruit sugar is best enjoyed when a fruit is eaten as a whole and not when it is juiced. Juice delivers a whole lot of fructose at one shot and evolution has not taught our bodies to cope with it.</w:t>
       </w:r>
     </w:p>
@@ -2372,23 +2427,266 @@
     </w:p>
     <w:p>
       <w:r>
+        <w:t>The poor quality sugar from weight-loss products will add to your weight, not sugar from daily traditional diets.</w:t>
+      </w:r>
+    </w:p>
+    <w:p>
+      <w:r>
+        <w:t>In the early 1990s the US had banned stevia because its toxicology report said it was unsafe for consumption.</w:t>
+      </w:r>
+    </w:p>
+    <w:p>
+      <w:r>
+        <w:t>How to have sugar – sugar cane, cold pressed sugar cane juice, kakvi, jaggery, sugar.</w:t>
+      </w:r>
+    </w:p>
+    <w:p>
+      <w:r>
+        <w:t>We can mixed sugar with dahi, it aids to build a healthier gut ecosystem.</w:t>
+      </w:r>
+    </w:p>
+    <w:p>
+      <w:pPr>
+        <w:pStyle w:val="Heading1"/>
+      </w:pPr>
+      <w:r>
+        <w:rPr>
+          <w:lang w:val="en-IN"/>
+        </w:rPr>
+        <w:t xml:space="preserve">Wellness - </w:t>
+      </w:r>
+      <w:r>
+        <w:t xml:space="preserve">[Book] </w:t>
+      </w:r>
+      <w:r>
+        <w:t>IKIGAI – The Japanese secret to a long and happy life</w:t>
+      </w:r>
+    </w:p>
+    <w:p>
+      <w:r>
+        <w:t>Only staying active will make you want to live a hundred years.</w:t>
+      </w:r>
+    </w:p>
+    <w:p>
+      <w:r>
+        <w:t>The happiness of always being busy.</w:t>
+      </w:r>
+    </w:p>
+    <w:p>
+      <w:r>
+        <w:t>In addition to a healthful diet, a simple life in our outdoors, green tea, and the subtropical climate are the reason for Japan live longer.</w:t>
+      </w:r>
+    </w:p>
+    <w:p>
+      <w:r>
+        <w:t>Treat everyone like a brother, even if you have never met them before.</w:t>
+      </w:r>
+    </w:p>
+    <w:p>
+      <w:r>
+        <w:t>Many Japanese people never really retire – they keep doing what they love for as long as their health allows.</w:t>
+      </w:r>
+    </w:p>
+    <w:p>
+      <w:r>
+        <w:t>Their blood test reveal fewer free radicals (which are responsible for cellular aging), as a result of drinking tea and eating until their stomachs are only 80 percent full.</w:t>
+      </w:r>
+    </w:p>
+    <w:p>
+      <w:r>
+        <w:t>One or two glasses of wine per day.</w:t>
+      </w:r>
+    </w:p>
+    <w:p>
+      <w:r>
+        <w:t>Don’t do strenuous exercise. Do gardening, which involves daily low-intensity movement.</w:t>
+      </w:r>
+    </w:p>
+    <w:p>
+      <w:r>
+        <w:t>Some biologists assert that our cells stop regenerating after about 120 years.</w:t>
+      </w:r>
+    </w:p>
+    <w:p>
+      <w:r>
+        <w:t>Presented with new information, the brain creates new connections and is revitalized.</w:t>
+      </w:r>
+    </w:p>
+    <w:p>
+      <w:r>
+        <w:t>Dealing with new situations, learning something new every day, playing games and interactive with other people seem to be essential antiaging strategies for the mind.</w:t>
+      </w:r>
+    </w:p>
+    <w:p>
+      <w:r>
+        <w:t>The greater the stress, the greater the degenerative effect on cells.</w:t>
+      </w:r>
+    </w:p>
+    <w:p>
+      <w:r>
+        <w:t>Most of those who make their living as models claim to sleep between nine and ten hours the night before a fashion show. This gives their skin a taut, wrinkle-free appearance and a healthy, radiant glow.</w:t>
+      </w:r>
+    </w:p>
+    <w:p>
+      <w:r>
+        <w:t>Go to bed early, get up early, and then go out for  walk.</w:t>
+      </w:r>
+    </w:p>
+    <w:p>
+      <w:r>
+        <w:t>If you keep moving with your fingers working, 100 years will come to you.</w:t>
+      </w:r>
+    </w:p>
+    <w:p>
+      <w:r>
         <w:lastRenderedPageBreak/>
-        <w:t>The poor quality sugar from weight-loss products will add to your weight, not sugar from daily traditional diets.</w:t>
-      </w:r>
-    </w:p>
-    <w:p>
-      <w:r>
-        <w:t>In the early 1990s the US had banned stevia because its toxicology report said it was unsafe for consumption.</w:t>
-      </w:r>
-    </w:p>
-    <w:p>
-      <w:r>
-        <w:t>How to have sugar – sugar cane, cold pressed sugar cane juice, kakvi, jaggery, sugar.</w:t>
-      </w:r>
-    </w:p>
-    <w:p>
-      <w:r>
-        <w:t>We can mixed sugar with dahi, it aids to build a healthier gut ecosystem.</w:t>
+        <w:t>We are what we repeatedly do. Excellence, then, is not an act but a habit.</w:t>
+      </w:r>
+    </w:p>
+    <w:p>
+      <w:r>
+        <w:t>Put your hand on a hot stove for a minute and it seems like an hour. Sit with a pretty girl for an hour, and it seems like a minute. That is relativity.</w:t>
+      </w:r>
+    </w:p>
+    <w:p>
+      <w:r>
+        <w:t>Flow state is when pleasure, delight, creativity, and process when we are completely immersed in life.</w:t>
+      </w:r>
+    </w:p>
+    <w:p>
+      <w:r>
+        <w:t>We often think that combing tasks will save us time, but scientific evidence shows that it has the opposite effect.</w:t>
+      </w:r>
+    </w:p>
+    <w:p>
+      <w:r>
+        <w:t>Concentrating on one thing at a time may be the single most important factor in achieving flow.</w:t>
+      </w:r>
+    </w:p>
+    <w:p>
+      <w:r>
+        <w:t>Designate one day of the week, perhaps a Saturday or Sunday, a day of technological fasting, making exceptions only for e-readers or mp3 players.</w:t>
+      </w:r>
+    </w:p>
+    <w:p>
+      <w:r>
+        <w:t>Can someone really retire if he is passionate about what he does?</w:t>
+      </w:r>
+    </w:p>
+    <w:p>
+      <w:r>
+        <w:t>There are artists and scientists all over the world with strong, clear ikigais. They do what they love until their dying day.</w:t>
+      </w:r>
+    </w:p>
+    <w:p>
+      <w:r>
+        <w:t>Even Bill Gates washes the dishes every night. He says he enjoys it – that it helps him relax and clear his mind, and he tries to do it a little better each day.</w:t>
+      </w:r>
+    </w:p>
+    <w:p>
+      <w:r>
+        <w:t>Rituals give us clear rules and objectives, which help us enter a state of flow.</w:t>
+      </w:r>
+    </w:p>
+    <w:p>
+      <w:r>
+        <w:t>Today there are an estimated 300 to 450 supercentenarians in the world.</w:t>
+      </w:r>
+    </w:p>
+    <w:p>
+      <w:r>
+        <w:t>If you keep your mind and body busy, you will be around a long time.</w:t>
+      </w:r>
+    </w:p>
+    <w:p>
+      <w:r>
+        <w:t>Never be afraid to die. Because you are born to die.</w:t>
+      </w:r>
+    </w:p>
+    <w:p>
+      <w:r>
+        <w:t>The sense of community and the fact that Japanese people make an effort to stay active until the very end, are key elements of their secret to long life.</w:t>
+      </w:r>
+    </w:p>
+    <w:p>
+      <w:r>
+        <w:t>Food won’t help you live longer. The secret is smiling and having a good time. To live a long time you need to do three things: exercise to stay healthy, eat well and spend time with people.</w:t>
+      </w:r>
+    </w:p>
+    <w:p>
+      <w:r>
+        <w:t>Chatting and drinking tea with my neighbors. That is the best thing in life. And singing together.</w:t>
+      </w:r>
+    </w:p>
+    <w:p>
+      <w:r>
+        <w:t>You will live much longer if you are not in a hurry.</w:t>
+      </w:r>
+    </w:p>
+    <w:p>
+      <w:r>
+        <w:t>Living peacefully and enjoying the little things.</w:t>
+      </w:r>
+    </w:p>
+    <w:p>
+      <w:r>
+        <w:t>Food that should be eliminated are refined sugar and grains, processed baked goods, and prepared foods, along with cow’s milk.</w:t>
+      </w:r>
+    </w:p>
+    <w:p>
+      <w:r>
+        <w:t>Who live longest are not the ones who do the most exercise but rather the ones who move the most.</w:t>
+      </w:r>
+    </w:p>
+    <w:p>
+      <w:r>
+        <w:t>Hatha yoga – characterized by asanas of poses combines in a quest for balance.</w:t>
+      </w:r>
+    </w:p>
+    <w:p>
+      <w:r>
+        <w:t>Qigong exercises represent five elements: earth, water, wood, metal and fire.</w:t>
+      </w:r>
+    </w:p>
+    <w:p>
+      <w:r>
+        <w:lastRenderedPageBreak/>
+        <w:t>Resilient people know how to stay focused on their objectives, on what matters, without giving in to discouragement. They concentrate on the things they can control and don’t worry about those they can’t.</w:t>
+      </w:r>
+    </w:p>
+    <w:p>
+      <w:r>
+        <w:t>There are nothing wrong with enjoying life’s pleasures as long as they do not take control of your life as you enjoy them. You have to be prepared for those pleasures to disappear.</w:t>
+      </w:r>
+    </w:p>
+    <w:p>
+      <w:r>
+        <w:t>We should have a clear sense of what we can change and what we can’t, which in turn will allow us to resist giving in to negative emotions.</w:t>
+      </w:r>
+    </w:p>
+    <w:p>
+      <w:r>
+        <w:t>The things we love are like the leaves of a tree: They can fall at any moment with a gust of wind.</w:t>
+      </w:r>
+    </w:p>
+    <w:p>
+      <w:r>
+        <w:t>Avoid spending time doing things we don’t enjoy, simply because we feel obligated to do them.</w:t>
+      </w:r>
+    </w:p>
+    <w:p>
+      <w:r>
+        <w:t>Happiness is always determined by your heart.</w:t>
+      </w:r>
+    </w:p>
+    <w:p>
+      <w:r>
+        <w:t>Surround yourself with good friends.</w:t>
+      </w:r>
+    </w:p>
+    <w:p>
+      <w:r>
+        <w:t>We should never forget what a privilege it is to be in the here and now in a world so full of possibilities.</w:t>
       </w:r>
     </w:p>
     <w:p>
@@ -2396,336 +2694,94 @@
         <w:pStyle w:val="Heading1"/>
       </w:pPr>
       <w:r>
-        <w:t xml:space="preserve">[Book] </w:t>
-      </w:r>
-      <w:r>
-        <w:t>IKIGAI – The Japanese secret to a long and happy life</w:t>
-      </w:r>
-    </w:p>
-    <w:p>
-      <w:r>
-        <w:t>Only staying active will make you want to live a hundred years.</w:t>
-      </w:r>
-    </w:p>
-    <w:p>
-      <w:r>
-        <w:t>The happiness of always being busy.</w:t>
-      </w:r>
-    </w:p>
-    <w:p>
-      <w:r>
-        <w:t>In addition to a healthful diet, a simple life in our outdoors, green tea, and the subtropical climate are the reason for Japan live longer.</w:t>
-      </w:r>
-    </w:p>
-    <w:p>
-      <w:r>
-        <w:t>Treat everyone like a brother, even if you have never met them before.</w:t>
-      </w:r>
-    </w:p>
-    <w:p>
-      <w:r>
-        <w:t>Many Japanese people never really retire – they keep doing what they love for as long as their health allows.</w:t>
-      </w:r>
-    </w:p>
-    <w:p>
-      <w:r>
-        <w:t>Their blood test reveal fewer free radicals (which are responsible for cellular aging), as a result of drinking tea and eating until their stomachs are only 80 percent full.</w:t>
-      </w:r>
-    </w:p>
-    <w:p>
-      <w:r>
-        <w:t>One or two glasses of wine per day.</w:t>
-      </w:r>
-    </w:p>
-    <w:p>
-      <w:r>
-        <w:t>Don’t do strenuous exercise. Do gardening, which involves daily low-intensity movement.</w:t>
-      </w:r>
-    </w:p>
-    <w:p>
-      <w:r>
-        <w:t>Some biologists assert that our cells stop regenerating after about 120 years.</w:t>
-      </w:r>
-    </w:p>
-    <w:p>
-      <w:r>
-        <w:t>Presented with new information, the brain creates new connections and is revitalized.</w:t>
-      </w:r>
-    </w:p>
-    <w:p>
-      <w:r>
-        <w:t>Dealing with new situations, learning something new every day, playing games and interactive with other people seem to be essential antiaging strategies for the mind.</w:t>
-      </w:r>
-    </w:p>
-    <w:p>
-      <w:r>
-        <w:t>The greater the stress, the greater the degenerative effect on cells.</w:t>
-      </w:r>
-    </w:p>
-    <w:p>
-      <w:r>
-        <w:t>Most of those who make their living as models claim to sleep between nine and ten hours the night before a fashion show. This gives their skin a taut, wrinkle-free appearance and a healthy, radiant glow.</w:t>
-      </w:r>
-    </w:p>
-    <w:p>
-      <w:r>
-        <w:t>Go to bed early, get up early, and then go out for  walk.</w:t>
-      </w:r>
-    </w:p>
-    <w:p>
-      <w:r>
-        <w:t>If you keep moving with your fingers working, 100 years will come to you.</w:t>
-      </w:r>
-    </w:p>
-    <w:p>
-      <w:r>
-        <w:t>We are what we repeatedly do. Excellence, then, is not an act but a habit.</w:t>
-      </w:r>
-    </w:p>
-    <w:p>
-      <w:r>
-        <w:t>Put your hand on a hot stove for a minute and it seems like an hour. Sit with a pretty girl for an hour, and it seems like a minute. That is relativity.</w:t>
-      </w:r>
-    </w:p>
-    <w:p>
-      <w:r>
-        <w:t>Flow state is when pleasure, delight, creativity, and process when we are completely immersed in life.</w:t>
+        <w:t>Philosophy</w:t>
+      </w:r>
+      <w:r>
+        <w:t xml:space="preserve"> – </w:t>
+      </w:r>
+      <w:r>
+        <w:t>Misc.</w:t>
+      </w:r>
+    </w:p>
+    <w:p>
+      <w:r>
+        <w:t>GTA 5 - As flawed, awful, totally uncomfortable and poorly matched friends.</w:t>
+      </w:r>
+    </w:p>
+    <w:p>
+      <w:r>
+        <w:t>Bertrand Russell: “The fundamental cause of the trouble is that in the modern world the stupid are cocksure while the intelligent are full of doubt.”</w:t>
+      </w:r>
+    </w:p>
+    <w:p>
+      <w:r>
+        <w:t>Stay high on skills and low on lifestyle</w:t>
+      </w:r>
+    </w:p>
+    <w:p>
+      <w:r>
+        <w:t>Solve problems that you deeply care about</w:t>
+      </w:r>
+    </w:p>
+    <w:p>
+      <w:r>
+        <w:t>Work for a few hours on things you love and earn money during “retirement”</w:t>
+      </w:r>
+    </w:p>
+    <w:p>
+      <w:r>
+        <w:t>Do not invest more than 10% of your total portfolio in any stock</w:t>
+      </w:r>
+    </w:p>
+    <w:p>
+      <w:r>
+        <w:t>The highest will is neither merciful nor cruel, it treats all people or things equally and operates only in accordance with established natural laws. As a leader of China, Xi Jinping must be silent, cold, and completely selfless. His thinking and decision-making are not affected by emotions, except for the professional advice of the highest think tank and the final resolution of the Politburo.</w:t>
+      </w:r>
+    </w:p>
+    <w:p>
+      <w:r>
+        <w:t xml:space="preserve">While trains have more accidents, plane crashes kill a lot more people per incident. In 2014, there were only 21 fatal airliner </w:t>
+      </w:r>
+      <w:r>
+        <w:t>accidents,</w:t>
+      </w:r>
+      <w:r>
+        <w:t xml:space="preserve"> but they caused 990 plane-related deaths.</w:t>
+      </w:r>
+    </w:p>
+    <w:p>
+      <w:r>
+        <w:t>“Nothing of me is original. I am the combined effort of everyone I’ve ever known.” — Chuck Palahniuk</w:t>
+      </w:r>
+    </w:p>
+    <w:p>
+      <w:r>
+        <w:t>Publishing is the act of giving your thoughts and ideas to the world. It’s nice to know that someone is on the receiving end.</w:t>
+      </w:r>
+    </w:p>
+    <w:p>
+      <w:r>
+        <w:t>Neijuan, bujuan, foxi, tangping</w:t>
+      </w:r>
+    </w:p>
+    <w:p>
+      <w:r>
+        <w:t>Leveraged hours as a advantage for better than others</w:t>
       </w:r>
     </w:p>
     <w:p>
       <w:r>
         <w:lastRenderedPageBreak/>
-        <w:t>We often think that combing tasks will save us time, but scientific evidence shows that it has the opposite effect.</w:t>
-      </w:r>
-    </w:p>
-    <w:p>
-      <w:r>
-        <w:t>Concentrating on one thing at a time may be the single most important factor in achieving flow.</w:t>
-      </w:r>
-    </w:p>
-    <w:p>
-      <w:r>
-        <w:t>Designate one day of the week, perhaps a Saturday or Sunday, a day of technological fasting, making exceptions only for e-readers or mp3 players.</w:t>
-      </w:r>
-    </w:p>
-    <w:p>
-      <w:r>
-        <w:t>Can someone really retire if he is passionate about what he does?</w:t>
-      </w:r>
-    </w:p>
-    <w:p>
-      <w:r>
-        <w:t>There are artists and scientists all over the world with strong, clear ikigais. They do what they love until their dying day.</w:t>
-      </w:r>
-    </w:p>
-    <w:p>
-      <w:r>
-        <w:t>Even Bill Gates washes the dishes every night. He says he enjoys it – that it helps him relax and clear his mind, and he tries to do it a little better each day.</w:t>
-      </w:r>
-    </w:p>
-    <w:p>
-      <w:r>
-        <w:t>Rituals give us clear rules and objectives, which help us enter a state of flow.</w:t>
-      </w:r>
-    </w:p>
-    <w:p>
-      <w:r>
-        <w:t>Today there are an estimated 300 to 450 supercentenarians in the world.</w:t>
-      </w:r>
-    </w:p>
-    <w:p>
-      <w:r>
-        <w:t>If you keep your mind and body busy, you will be around a long time.</w:t>
-      </w:r>
-    </w:p>
-    <w:p>
-      <w:r>
-        <w:t>Never be afraid to die. Because you are born to die.</w:t>
-      </w:r>
-    </w:p>
-    <w:p>
-      <w:r>
-        <w:t>The sense of community and the fact that Japanese people make an effort to stay active until the very end, are key elements of their secret to long life.</w:t>
-      </w:r>
-    </w:p>
-    <w:p>
-      <w:r>
-        <w:t>Food won’t help you live longer. The secret is smiling and having a good time. To live a long time you need to do three things: exercise to stay healthy, eat well and spend time with people.</w:t>
-      </w:r>
-    </w:p>
-    <w:p>
-      <w:r>
-        <w:t>Chatting and drinking tea with my neighbors. That is the best thing in life. And singing together.</w:t>
-      </w:r>
-    </w:p>
-    <w:p>
-      <w:r>
-        <w:t>You will live much longer if you are not in a hurry.</w:t>
-      </w:r>
-    </w:p>
-    <w:p>
-      <w:r>
-        <w:t>Living peacefully and enjoying the little things.</w:t>
-      </w:r>
-    </w:p>
-    <w:p>
-      <w:r>
-        <w:t>Food that should be eliminated are refined sugar and grains, processed baked goods, and prepared foods, along with cow’s milk.</w:t>
-      </w:r>
-    </w:p>
-    <w:p>
-      <w:r>
-        <w:t>Who live longest are not the ones who do the most exercise but rather the ones who move the most.</w:t>
-      </w:r>
-    </w:p>
-    <w:p>
-      <w:r>
-        <w:t>Hatha yoga – characterized by asanas of poses combines in a quest for balance.</w:t>
-      </w:r>
-    </w:p>
-    <w:p>
-      <w:r>
-        <w:t>Qigong exercises represent five elements: earth, water, wood, metal and fire.</w:t>
-      </w:r>
-    </w:p>
-    <w:p>
-      <w:r>
-        <w:t>Resilient people know how to stay focused on their objectives, on what matters, without giving in to discouragement. They concentrate on the things they can control and don’t worry about those they can’t.</w:t>
-      </w:r>
-    </w:p>
-    <w:p>
-      <w:r>
-        <w:t>There are nothing wrong with enjoying life’s pleasures as long as they do not take control of your life as you enjoy them. You have to be prepared for those pleasures to disappear.</w:t>
-      </w:r>
-    </w:p>
-    <w:p>
-      <w:r>
-        <w:t>We should have a clear sense of what we can change and what we can’t, which in turn will allow us to resist giving in to negative emotions.</w:t>
-      </w:r>
-    </w:p>
-    <w:p>
-      <w:r>
-        <w:lastRenderedPageBreak/>
-        <w:t>The things we love are like the leaves of a tree: They can fall at any moment with a gust of wind.</w:t>
-      </w:r>
-    </w:p>
-    <w:p>
-      <w:r>
-        <w:t>Avoid spending time doing things we don’t enjoy, simply because we feel obligated to do them.</w:t>
-      </w:r>
-    </w:p>
-    <w:p>
-      <w:r>
-        <w:t>Happiness is always determined by your heart.</w:t>
-      </w:r>
-    </w:p>
-    <w:p>
-      <w:r>
-        <w:t>Surround yourself with good friends.</w:t>
-      </w:r>
-    </w:p>
-    <w:p>
-      <w:r>
-        <w:t>We should never forget what a privilege it is to be in the here and now in a world so full of possibilities.</w:t>
-      </w:r>
-    </w:p>
-    <w:p>
-      <w:pPr>
-        <w:pStyle w:val="Title"/>
-      </w:pPr>
-      <w:r>
-        <w:t>Philosophies</w:t>
-      </w:r>
-    </w:p>
-    <w:p>
-      <w:pPr>
-        <w:pStyle w:val="Heading1"/>
-      </w:pPr>
-      <w:r>
-        <w:t>Philosophies</w:t>
-      </w:r>
-      <w:r>
-        <w:t xml:space="preserve"> – Other Resources</w:t>
-      </w:r>
-    </w:p>
-    <w:p>
-      <w:r>
-        <w:t>GTA 5 - As flawed, awful, totally uncomfortable and poorly matched friends.</w:t>
-      </w:r>
-    </w:p>
-    <w:p>
-      <w:r>
-        <w:t>Bertrand Russell: “The fundamental cause of the trouble is that in the modern world the stupid are cocksure while the intelligent are full of doubt.”</w:t>
-      </w:r>
-    </w:p>
-    <w:p>
-      <w:r>
-        <w:t>Stay high on skills and low on lifestyle</w:t>
-      </w:r>
-    </w:p>
-    <w:p>
-      <w:r>
-        <w:t>Solve problems that you deeply care about</w:t>
-      </w:r>
-    </w:p>
-    <w:p>
-      <w:r>
-        <w:t>Work for a few hours on things you love and earn money during “retirement”</w:t>
-      </w:r>
-    </w:p>
-    <w:p>
-      <w:r>
-        <w:t>Do not invest more than 10% of your total portfolio in any stock</w:t>
-      </w:r>
-    </w:p>
-    <w:p>
-      <w:r>
-        <w:t>The highest will is neither merciful nor cruel, it treats all people or things equally and operates only in accordance with established natural laws. As a leader of China, Xi Jinping must be silent, cold, and completely selfless. His thinking and decision-making are not affected by emotions, except for the professional advice of the highest think tank and the final resolution of the Politburo.</w:t>
-      </w:r>
-    </w:p>
-    <w:p>
-      <w:r>
-        <w:t>While trains have more accidents, plane crashes kill a lot more people per incident. In 2014, there were only 21 fatal airliner accidents but they caused 990 plane-related deaths.</w:t>
-      </w:r>
-    </w:p>
-    <w:p>
-      <w:r>
-        <w:t>“Nothing of me is original. I am the combined effort of everyone I’ve ever known.” — Chuck Palahniuk</w:t>
-      </w:r>
-    </w:p>
-    <w:p>
-      <w:r>
-        <w:t>Publishing is the act of giving your thoughts and ideas to the world. It’s nice to know that someone is on the receiving end.</w:t>
-      </w:r>
-    </w:p>
-    <w:p>
-      <w:r>
-        <w:t>Neijuan, bujuan, foxi, tangping</w:t>
-      </w:r>
-    </w:p>
-    <w:p>
-      <w:r>
-        <w:t>Leveraged hours as a advantage for better than others</w:t>
-      </w:r>
-    </w:p>
-    <w:p>
-      <w:r>
         <w:t>Once upon a time, I used to be nice and listen to what they had to say. I even engaged in conversations with them trying not to be rude. Now I am rude because they shouldn’t be disturbing my evening, or whatever. They are unsolicited busybodies.</w:t>
       </w:r>
     </w:p>
     <w:p>
       <w:r>
-        <w:t>Don't put pressure while doing toilet or potty</w:t>
-      </w:r>
-    </w:p>
-    <w:p>
-      <w:r>
         <w:t>“Do not dwell in the past, do not dream of the future, concentrate the mind on the present moment. “ — Buddha</w:t>
       </w:r>
     </w:p>
     <w:p>
       <w:r>
-        <w:lastRenderedPageBreak/>
         <w:t>If you can't change the environment, then leave the environment.</w:t>
       </w:r>
     </w:p>
@@ -2736,7 +2792,10 @@
     </w:p>
     <w:p>
       <w:r>
-        <w:t>luckily anger is something like soda for Sachin and it quickly dissipated.</w:t>
+        <w:t>Luckily</w:t>
+      </w:r>
+      <w:r>
+        <w:t xml:space="preserve"> anger is something like soda for Sachin and it quickly dissipated.</w:t>
       </w:r>
     </w:p>
     <w:p>
@@ -2808,6 +2867,7 @@
         <w:rPr>
           <w:lang w:val="en-IN"/>
         </w:rPr>
+        <w:lastRenderedPageBreak/>
         <w:t>Although the brain is responsible for capturing and interpreting painful stimuli, the brain itself is not innervated, that is, the brain tissue does not feel pain.</w:t>
       </w:r>
     </w:p>
@@ -2834,7 +2894,6 @@
         <w:rPr>
           <w:lang w:val="en-IN"/>
         </w:rPr>
-        <w:lastRenderedPageBreak/>
         <w:t>Most Indian ideas about history and current affairs does not come from books or university, but rather from jingoistic TV news, silly Bollywood movies and fake WhatsApp forwards.</w:t>
       </w:r>
     </w:p>
@@ -2932,11 +2991,6 @@
     <w:p>
       <w:r>
         <w:t>A sick person only has one wish, and a healthy person has a ten thousand wishes.</w:t>
-      </w:r>
-    </w:p>
-    <w:p>
-      <w:r>
-        <w:t>Top 5 causes of cancer - cigarette smoking, obesity, alcohol consumption, ultraviolet radiation, inactivity/lack of exercise</w:t>
       </w:r>
     </w:p>
     <w:p>
@@ -3226,11 +3280,82 @@
       </w:r>
     </w:p>
     <w:p>
+      <w:r>
+        <w:t>What makes life enjoyable to live - A loaded bank account, a healthy relationship &amp; a comfortable life is what most people will like to have, but it's not enough to live only, you must be determined to live for something.</w:t>
+      </w:r>
+    </w:p>
+    <w:p>
+      <w:r>
+        <w:t xml:space="preserve">Remember that friends episode where Chandler and Monica are having an argument and Chandler says that when women are nice to a man they automatically assume that you like them. And then Ross </w:t>
+      </w:r>
+      <w:r>
+        <w:lastRenderedPageBreak/>
+        <w:t>agrees. I don't think people realize how true that is. Try not to make conversation with people you don't know. Especially if you are a young woman. If someone talks to you reply in one word answers which would show them that you are not interested in conversations with them.</w:t>
+      </w:r>
+    </w:p>
+    <w:p>
+      <w:r>
+        <w:t>Gamophobia is the intense and irrational fear of marriage or commitment. It is a specific phobia, which is a type of anxiety disorder</w:t>
+      </w:r>
+    </w:p>
+    <w:p>
+      <w:r>
+        <w:t>Antinatalism is a philosophical viewpoint that assigns a negative value to birth and argues that human procreation is unethical and unjustifiable</w:t>
+      </w:r>
+    </w:p>
+    <w:p>
+      <w:r>
+        <w:t>all life is sophisticated in its own unique way and all food is one form of life killing and eating another form of life.</w:t>
+      </w:r>
+    </w:p>
+    <w:p>
+      <w:r>
+        <w:t xml:space="preserve">First, Laziness is a Medusa-like creature. Don’t let your eyes meet hers for too long, or you will become hypnotized. Lost to her beautiful gaze, forever. Procrastination is this robotic creature who can bend space and accelerate time. Never take your eyes off of him, or he will overtake you. The final villain you face is you. He is equal in every way. You have to bring all your skills to bear against him. Each flaw within you becomes his weapon: self-doubt becomes a fire that he spews at you, lapses in discipline cause him to grow larger, and as your focus weakens, his skin becomes thicker, like armor, harder to kill. Your worst enemy will always be you. If you have all three — confidence, discipline and focus — you will </w:t>
+      </w:r>
+      <w:r>
+        <w:t>become unstoppable. Against yourself.</w:t>
+      </w:r>
+    </w:p>
+    <w:p>
+      <w:r>
+        <w:t>The rich get rich by living like they’re poor. the poor get poor by living like they’re rich.</w:t>
+      </w:r>
+    </w:p>
+    <w:p>
+      <w:r>
+        <w:t>If you are doing innovative work, bring new business to company by your ideas, have excellent team leaders, strong management qualities, if you can build new teams with mentoring them then in such cases you are beneficial to company and then age is no limit for working even after 60.</w:t>
+      </w:r>
+    </w:p>
+    <w:p>
+      <w:r>
+        <w:t>India is still a golden bird for religious fraudsters.</w:t>
+      </w:r>
+    </w:p>
+    <w:p>
+      <w:r>
+        <w:t>Our "default settings" for how fast we live and consume the world around us are too high and that lowering those speeds can greatly enhance experience, understanding, and fulfillment.</w:t>
+      </w:r>
+    </w:p>
+    <w:p>
+      <w:r>
+        <w:t>The henry.codes suggests building your own personal site with basic HTML and publishing content you own, not just feeds for algorithms. This Rediscovery of the Web's original spirit is presented as a way to “win the war for the soul of the internet.</w:t>
+      </w:r>
+    </w:p>
+    <w:p>
       <w:pPr>
         <w:pStyle w:val="Heading1"/>
       </w:pPr>
       <w:r>
-        <w:t>[Book] Seneca On the Shortness of Life – Great Ideas</w:t>
+        <w:t xml:space="preserve">Philosophy - </w:t>
+      </w:r>
+      <w:r>
+        <w:t xml:space="preserve">[Book] Seneca </w:t>
+      </w:r>
+      <w:r>
+        <w:t>on</w:t>
+      </w:r>
+      <w:r>
+        <w:t xml:space="preserve"> the Shortness of Life – Great Ideas</w:t>
       </w:r>
     </w:p>
     <w:p>
@@ -3250,12 +3375,12 @@
     </w:p>
     <w:p>
       <w:r>
+        <w:t>Anyone who wishes to live a quiet life should not engage in many activities either privately or publicly – meaning, of course, unless ones.</w:t>
+      </w:r>
+    </w:p>
+    <w:p>
+      <w:r>
         <w:lastRenderedPageBreak/>
-        <w:t>Anyone who wishes to live a quiet life should not engage in many activities either privately or publicly – meaning, of course, unless ones.</w:t>
-      </w:r>
-    </w:p>
-    <w:p>
-      <w:r>
         <w:t>Occasionally we should even come to the point of intoxication sinking into drink but not being totally flooded by it; for it does wash away cares, and stirs the mind to its depths, and heals sorrow just as it heals certain diseases.</w:t>
       </w:r>
     </w:p>
@@ -3264,7 +3389,22 @@
         <w:pStyle w:val="Heading1"/>
       </w:pPr>
       <w:r>
-        <w:t>[Book] Man’s Search For Meaning – Viktor E. Frankl</w:t>
+        <w:t>Philosoph</w:t>
+      </w:r>
+      <w:r>
+        <w:t>y</w:t>
+      </w:r>
+      <w:r>
+        <w:t xml:space="preserve"> - </w:t>
+      </w:r>
+      <w:r>
+        <w:t xml:space="preserve">[Book] Man’s Search </w:t>
+      </w:r>
+      <w:r>
+        <w:t>for</w:t>
+      </w:r>
+      <w:r>
+        <w:t xml:space="preserve"> Meaning – Viktor E. Frankl</w:t>
       </w:r>
     </w:p>
     <w:p>
@@ -3353,12 +3493,12 @@
     <w:bookmarkEnd w:id="33"/>
     <w:p>
       <w:r>
+        <w:t>I have done my best – I have done the best for my son. My life was no failure.</w:t>
+      </w:r>
+    </w:p>
+    <w:p>
+      <w:r>
         <w:lastRenderedPageBreak/>
-        <w:t>I have done my best – I have done the best for my son. My life was no failure.</w:t>
-      </w:r>
-    </w:p>
-    <w:p>
-      <w:r>
         <w:t>Man is capable of changing the world for the better if possible, and of changing himself for the better if necessary.</w:t>
       </w:r>
     </w:p>
@@ -3384,6 +3524,9 @@
         <w:pStyle w:val="Heading1"/>
       </w:pPr>
       <w:r>
+        <w:t xml:space="preserve">Philosophy - </w:t>
+      </w:r>
+      <w:r>
         <w:t>[Book] Krsna Consciousness – The topmost yoga system by A. C. Bhaktivedanta Swami Prabhupada</w:t>
       </w:r>
     </w:p>
@@ -3486,16 +3629,16 @@
     <w:p>
       <w:bookmarkStart w:id="39" w:name="_Hlk93607335"/>
       <w:r>
+        <w:t>Don’t try to see God. Act in such a way that God will see you</w:t>
+      </w:r>
+      <w:bookmarkEnd w:id="39"/>
+      <w:r>
+        <w:t>.</w:t>
+      </w:r>
+    </w:p>
+    <w:p>
+      <w:r>
         <w:lastRenderedPageBreak/>
-        <w:t>Don’t try to see God. Act in such a way that God will see you</w:t>
-      </w:r>
-      <w:bookmarkEnd w:id="39"/>
-      <w:r>
-        <w:t>.</w:t>
-      </w:r>
-    </w:p>
-    <w:p>
-      <w:r>
         <w:t>Don’t surrender to a fool or a rascal. Find one who is coming in disciples succession, one who is fully convinced about the supreme absolute truth. If you find such a person, surrender and try to please him, serve him and question him. Question to learn, not to waste time.</w:t>
       </w:r>
     </w:p>
@@ -3521,131 +3664,10 @@
     </w:p>
     <w:p>
       <w:r>
-        <w:t>The highest plant of this universe is called Brahmaloka. The highest planet in the spiritual sky is Krsnaloka. It is just like lotus flower, where Krsna is standing.</w:t>
-      </w:r>
-    </w:p>
-    <w:p>
-      <w:pPr>
-        <w:pStyle w:val="Heading1"/>
-      </w:pPr>
-      <w:r>
-        <w:t>Health &amp; fitness</w:t>
-      </w:r>
-    </w:p>
-    <w:p>
-      <w:r>
-        <w:t>I</w:t>
-      </w:r>
-      <w:r>
-        <w:t>f you’re 75, in good shape, mobile, on little to no medications, have some money in the bank, can still go on vacations, have friends and family……then yeah, living to 90 would be great. If you’re 75, in terrible shape, with a walker, on 20 medications, living on Social Security, pretty much house bound, the only time you leave your house is to go to the doctor’s office, and have little to no visitors beyond paid care staff….oy. For some people “Life is too short”. For some people, “Life is WAY too long.” And for some reason, sometimes the human body…just doesn’t know when to GIVE UP</w:t>
-      </w:r>
-    </w:p>
-    <w:p/>
-    <w:p/>
-    <w:p>
-      <w:pPr>
-        <w:pStyle w:val="Heading1"/>
-      </w:pPr>
-      <w:r>
-        <w:t>Philosophy</w:t>
-      </w:r>
-    </w:p>
-    <w:p>
-      <w:pPr>
-        <w:numPr>
-          <w:ilvl w:val="0"/>
-          <w:numId w:val="1"/>
-        </w:numPr>
-      </w:pPr>
-      <w:r>
-        <w:t>What makes life enjoyable to live - A loaded bank account, a healthy relationship &amp; a comfortable life is what most people will like to have, but it's not enough to live only, you must be determined to live for something.</w:t>
-      </w:r>
-    </w:p>
-    <w:p>
-      <w:pPr>
-        <w:numPr>
-          <w:ilvl w:val="0"/>
-          <w:numId w:val="1"/>
-        </w:numPr>
-      </w:pPr>
-      <w:r>
-        <w:t>Remember that friends episode where Chandler and Monica are having an argument and Chandler says that when women are nice to a man they automatically assume that you like them. And then Ross agrees. I don't think people realize how true that is. Try not to make conversation with people you don't know. Especially if you are a young woman. If someone talks to you reply in one word answers which would show them that you are not interested in conversations with them.</w:t>
-      </w:r>
-    </w:p>
-    <w:p>
-      <w:r>
-        <w:t>Gamophobia is the intense and irrational fear of marriage or commitment. It is a specific phobia, which is a type of anxiety disorder</w:t>
-      </w:r>
-    </w:p>
-    <w:p>
-      <w:r>
-        <w:t>Antinatalism is a philosophical viewpoint that assigns a negative value to birth and argues that human procreation is unethical and unjustifiable</w:t>
-      </w:r>
-    </w:p>
-    <w:p>
-      <w:r>
-        <w:lastRenderedPageBreak/>
-        <w:t>all life is sophisticated in its own unique way and all food is one form of life killing and eating another form of life.</w:t>
-      </w:r>
-    </w:p>
-    <w:p>
-      <w:r>
-        <w:t>First, Laziness is a Medusa-like creature. Don’t let your eyes meet hers for too long, or you will become hypnotized. Lost to her beautiful gaze, forever. Procrastination is this robotic creature who can bend space and accelerate time. Never take your eyes off of him, or he will overtake you. The final villain you face is you. He is equal in every way. You have to bring all your skills to bear against him. Each flaw within you becomes his weapon: self-doubt becomes a fire that he spews at you, lapses in discipline cause him to grow larger, and as your focus weakens, his skin becomes thicker, like armor, harder to kill. Your worst enemy will always be you. If you have all three — confidence, discipline and focus — you will become unstoppable. Against yourself.</w:t>
-      </w:r>
-    </w:p>
-    <w:p>
-      <w:pPr>
-        <w:numPr>
-          <w:ilvl w:val="0"/>
-          <w:numId w:val="2"/>
-        </w:numPr>
-      </w:pPr>
-      <w:r>
-        <w:t>The rich get rich by living like they’re poor. the poor get poor by living like they’re rich.</w:t>
-      </w:r>
-    </w:p>
-    <w:p>
-      <w:pPr>
-        <w:numPr>
-          <w:ilvl w:val="0"/>
-          <w:numId w:val="2"/>
-        </w:numPr>
-      </w:pPr>
-      <w:r>
-        <w:t>If you are doing innovative work, bring new business to company by your ideas, have excellent team leaders, strong management qualities, if you can build new teams with mentoring them then in such cases you are beneficial to company and then age is no limit for working even after 60.</w:t>
-      </w:r>
-    </w:p>
-    <w:p>
-      <w:pPr>
-        <w:numPr>
-          <w:ilvl w:val="0"/>
-          <w:numId w:val="2"/>
-        </w:numPr>
-      </w:pPr>
-      <w:r>
-        <w:t>India is still a golden bird for religious fraudsters.</w:t>
-      </w:r>
-    </w:p>
-    <w:p>
-      <w:pPr>
-        <w:numPr>
-          <w:ilvl w:val="0"/>
-          <w:numId w:val="2"/>
-        </w:numPr>
-      </w:pPr>
-      <w:r>
-        <w:t>Our "default settings" for how fast we live and consume the world around us are too high and that lowering those speeds can greatly enhance experience, understanding, and fulfillment.</w:t>
-      </w:r>
-    </w:p>
-    <w:p>
-      <w:pPr>
-        <w:numPr>
-          <w:ilvl w:val="0"/>
-          <w:numId w:val="2"/>
-        </w:numPr>
-      </w:pPr>
-      <w:r>
-        <w:t>The henry.codes suggests building your own personal site with basic HTML and publishing content you own, not just feeds for algorithms. This Rediscovery of the Web's original spirit is presented as a way to “win the war for the soul of the internet.</w:t>
+        <w:t xml:space="preserve">The highest plant of this universe is called Brahmaloka. The highest planet in the spiritual sky is </w:t>
+      </w:r>
+      <w:r>
+        <w:t>Krsnaloka. It is just like lotus flower, where Krsna is standing.</w:t>
       </w:r>
     </w:p>
     <w:p/>
